--- a/docs/reference-forms/output/TAI-FORM-P-01-blank.docx
+++ b/docs/reference-forms/output/TAI-FORM-P-01-blank.docx
@@ -183,6 +183,75 @@
                 <w:sz w:val="20"/>
                 <w:szCs w:val="20"/>
               </w:rPr>
+              <w:t xml:space="preserve">작업 예정일: </w:t>
+            </w:r>
+          </w:p>
+        </w:tc>
+        <w:tc>
+          <w:tcPr>
+            <w:tcW w:type="dxa" w:w="4819"/>
+            <w:tcBorders>
+              <w:top w:val="single" w:color="000000" w:sz="4"/>
+              <w:left w:val="single" w:color="000000" w:sz="4"/>
+              <w:bottom w:val="single" w:color="000000" w:sz="4"/>
+              <w:right w:val="single" w:color="000000" w:sz="4"/>
+            </w:tcBorders>
+            <w:shd w:fill="ffffff" w:color="auto" w:val="clear"/>
+            <w:tcMar>
+              <w:top w:type="dxa" w:w="170"/>
+              <w:left w:type="dxa" w:w="170"/>
+              <w:bottom w:type="dxa" w:w="170"/>
+              <w:right w:type="dxa" w:w="170"/>
+            </w:tcMar>
+            <w:vAlign w:val="center"/>
+          </w:tcPr>
+          <w:p>
+            <w:pPr>
+              <w:jc w:val="left"/>
+            </w:pPr>
+            <w:r>
+              <w:rPr>
+                <w:rFonts w:ascii="NanumGothic" w:cs="NanumGothic" w:eastAsia="NanumGothic" w:hAnsi="NanumGothic"/>
+                <w:sz w:val="20"/>
+                <w:szCs w:val="20"/>
+              </w:rPr>
+              <w:t xml:space="preserve">총괄 책임자: </w:t>
+            </w:r>
+          </w:p>
+        </w:tc>
+      </w:tr>
+      <w:tr>
+        <w:trPr>
+          <w:trHeight w:val="396" w:hRule="atLeast"/>
+        </w:trPr>
+        <w:tc>
+          <w:tcPr>
+            <w:tcW w:type="dxa" w:w="4819"/>
+            <w:tcBorders>
+              <w:top w:val="single" w:color="000000" w:sz="4"/>
+              <w:left w:val="single" w:color="000000" w:sz="4"/>
+              <w:bottom w:val="single" w:color="000000" w:sz="4"/>
+              <w:right w:val="single" w:color="000000" w:sz="4"/>
+            </w:tcBorders>
+            <w:shd w:fill="ffffff" w:color="auto" w:val="clear"/>
+            <w:tcMar>
+              <w:top w:type="dxa" w:w="170"/>
+              <w:left w:type="dxa" w:w="170"/>
+              <w:bottom w:type="dxa" w:w="170"/>
+              <w:right w:type="dxa" w:w="170"/>
+            </w:tcMar>
+            <w:vAlign w:val="center"/>
+          </w:tcPr>
+          <w:p>
+            <w:pPr>
+              <w:jc w:val="left"/>
+            </w:pPr>
+            <w:r>
+              <w:rPr>
+                <w:rFonts w:ascii="NanumGothic" w:cs="NanumGothic" w:eastAsia="NanumGothic" w:hAnsi="NanumGothic"/>
+                <w:sz w:val="20"/>
+                <w:szCs w:val="20"/>
+              </w:rPr>
               <w:t xml:space="preserve">작성자: </w:t>
             </w:r>
           </w:p>
@@ -231,7 +300,7 @@
     </w:p>
     <w:tbl>
       <w:tblPr>
-        <w:tblW w:type="dxa" w:w="9635"/>
+        <w:tblW w:type="dxa" w:w="9633"/>
         <w:tblBorders>
           <w:top w:val="single" w:color="auto" w:sz="4"/>
           <w:left w:val="single" w:color="auto" w:sz="4"/>
@@ -243,11 +312,14 @@
         <w:tblLayout w:type="fixed"/>
       </w:tblPr>
       <w:tblGrid>
-        <w:gridCol w:w="2040"/>
-        <w:gridCol w:w="2607"/>
-        <w:gridCol w:w="1474"/>
+        <w:gridCol w:w="566"/>
         <w:gridCol w:w="1133"/>
-        <w:gridCol w:w="2381"/>
+        <w:gridCol w:w="1587"/>
+        <w:gridCol w:w="1700"/>
+        <w:gridCol w:w="907"/>
+        <w:gridCol w:w="793"/>
+        <w:gridCol w:w="1360"/>
+        <w:gridCol w:w="1587"/>
       </w:tblGrid>
       <w:tr>
         <w:trPr>
@@ -256,7 +328,7 @@
         </w:trPr>
         <w:tc>
           <w:tcPr>
-            <w:tcW w:type="dxa" w:w="2040"/>
+            <w:tcW w:type="dxa" w:w="566"/>
             <w:tcBorders>
               <w:top w:val="single" w:color="000000" w:sz="4"/>
               <w:left w:val="single" w:color="000000" w:sz="4"/>
@@ -284,13 +356,13 @@
                 <w:sz w:val="20"/>
                 <w:szCs w:val="20"/>
               </w:rPr>
-              <w:t xml:space="preserve">작업부서/업체</w:t>
-            </w:r>
-          </w:p>
-        </w:tc>
-        <w:tc>
-          <w:tcPr>
-            <w:tcW w:type="dxa" w:w="2607"/>
+              <w:t xml:space="preserve">번호</w:t>
+            </w:r>
+          </w:p>
+        </w:tc>
+        <w:tc>
+          <w:tcPr>
+            <w:tcW w:type="dxa" w:w="1133"/>
             <w:tcBorders>
               <w:top w:val="single" w:color="000000" w:sz="4"/>
               <w:left w:val="single" w:color="000000" w:sz="4"/>
@@ -318,13 +390,13 @@
                 <w:sz w:val="20"/>
                 <w:szCs w:val="20"/>
               </w:rPr>
-              <w:t xml:space="preserve">작업명/위치</w:t>
-            </w:r>
-          </w:p>
-        </w:tc>
-        <w:tc>
-          <w:tcPr>
-            <w:tcW w:type="dxa" w:w="1474"/>
+              <w:t xml:space="preserve">공종</w:t>
+            </w:r>
+          </w:p>
+        </w:tc>
+        <w:tc>
+          <w:tcPr>
+            <w:tcW w:type="dxa" w:w="1587"/>
             <w:tcBorders>
               <w:top w:val="single" w:color="000000" w:sz="4"/>
               <w:left w:val="single" w:color="000000" w:sz="4"/>
@@ -352,13 +424,13 @@
                 <w:sz w:val="20"/>
                 <w:szCs w:val="20"/>
               </w:rPr>
-              <w:t xml:space="preserve">작업시간</w:t>
-            </w:r>
-          </w:p>
-        </w:tc>
-        <w:tc>
-          <w:tcPr>
-            <w:tcW w:type="dxa" w:w="1133"/>
+              <w:t xml:space="preserve">작업부서·업체</w:t>
+            </w:r>
+          </w:p>
+        </w:tc>
+        <w:tc>
+          <w:tcPr>
+            <w:tcW w:type="dxa" w:w="1700"/>
             <w:tcBorders>
               <w:top w:val="single" w:color="000000" w:sz="4"/>
               <w:left w:val="single" w:color="000000" w:sz="4"/>
@@ -386,13 +458,13 @@
                 <w:sz w:val="20"/>
                 <w:szCs w:val="20"/>
               </w:rPr>
-              <w:t xml:space="preserve">작업자 수</w:t>
-            </w:r>
-          </w:p>
-        </w:tc>
-        <w:tc>
-          <w:tcPr>
-            <w:tcW w:type="dxa" w:w="2381"/>
+              <w:t xml:space="preserve">작업명·위치</w:t>
+            </w:r>
+          </w:p>
+        </w:tc>
+        <w:tc>
+          <w:tcPr>
+            <w:tcW w:type="dxa" w:w="907"/>
             <w:tcBorders>
               <w:top w:val="single" w:color="000000" w:sz="4"/>
               <w:left w:val="single" w:color="000000" w:sz="4"/>
@@ -420,82 +492,120 @@
                 <w:sz w:val="20"/>
                 <w:szCs w:val="20"/>
               </w:rPr>
+              <w:t xml:space="preserve">작업시간</w:t>
+            </w:r>
+          </w:p>
+        </w:tc>
+        <w:tc>
+          <w:tcPr>
+            <w:tcW w:type="dxa" w:w="793"/>
+            <w:tcBorders>
+              <w:top w:val="single" w:color="000000" w:sz="4"/>
+              <w:left w:val="single" w:color="000000" w:sz="4"/>
+              <w:bottom w:val="single" w:color="000000" w:sz="4"/>
+              <w:right w:val="single" w:color="000000" w:sz="4"/>
+            </w:tcBorders>
+            <w:shd w:fill="E8E8E8" w:color="auto" w:val="clear"/>
+            <w:tcMar>
+              <w:top w:type="dxa" w:w="170"/>
+              <w:left w:type="dxa" w:w="170"/>
+              <w:bottom w:type="dxa" w:w="170"/>
+              <w:right w:type="dxa" w:w="170"/>
+            </w:tcMar>
+            <w:vAlign w:val="center"/>
+          </w:tcPr>
+          <w:p>
+            <w:pPr>
+              <w:jc w:val="center"/>
+            </w:pPr>
+            <w:r>
+              <w:rPr>
+                <w:rFonts w:ascii="NanumGothic" w:cs="NanumGothic" w:eastAsia="NanumGothic" w:hAnsi="NanumGothic"/>
+                <w:b/>
+                <w:bCs/>
+                <w:sz w:val="20"/>
+                <w:szCs w:val="20"/>
+              </w:rPr>
+              <w:t xml:space="preserve">작업자 수</w:t>
+            </w:r>
+          </w:p>
+        </w:tc>
+        <w:tc>
+          <w:tcPr>
+            <w:tcW w:type="dxa" w:w="1360"/>
+            <w:tcBorders>
+              <w:top w:val="single" w:color="000000" w:sz="4"/>
+              <w:left w:val="single" w:color="000000" w:sz="4"/>
+              <w:bottom w:val="single" w:color="000000" w:sz="4"/>
+              <w:right w:val="single" w:color="000000" w:sz="4"/>
+            </w:tcBorders>
+            <w:shd w:fill="E8E8E8" w:color="auto" w:val="clear"/>
+            <w:tcMar>
+              <w:top w:type="dxa" w:w="170"/>
+              <w:left w:type="dxa" w:w="170"/>
+              <w:bottom w:type="dxa" w:w="170"/>
+              <w:right w:type="dxa" w:w="170"/>
+            </w:tcMar>
+            <w:vAlign w:val="center"/>
+          </w:tcPr>
+          <w:p>
+            <w:pPr>
+              <w:jc w:val="center"/>
+            </w:pPr>
+            <w:r>
+              <w:rPr>
+                <w:rFonts w:ascii="NanumGothic" w:cs="NanumGothic" w:eastAsia="NanumGothic" w:hAnsi="NanumGothic"/>
+                <w:b/>
+                <w:bCs/>
+                <w:sz w:val="20"/>
+                <w:szCs w:val="20"/>
+              </w:rPr>
               <w:t xml:space="preserve">주요 위험요인</w:t>
+            </w:r>
+          </w:p>
+        </w:tc>
+        <w:tc>
+          <w:tcPr>
+            <w:tcW w:type="dxa" w:w="1587"/>
+            <w:tcBorders>
+              <w:top w:val="single" w:color="000000" w:sz="4"/>
+              <w:left w:val="single" w:color="000000" w:sz="4"/>
+              <w:bottom w:val="single" w:color="000000" w:sz="4"/>
+              <w:right w:val="single" w:color="000000" w:sz="4"/>
+            </w:tcBorders>
+            <w:shd w:fill="E8E8E8" w:color="auto" w:val="clear"/>
+            <w:tcMar>
+              <w:top w:type="dxa" w:w="170"/>
+              <w:left w:type="dxa" w:w="170"/>
+              <w:bottom w:type="dxa" w:w="170"/>
+              <w:right w:type="dxa" w:w="170"/>
+            </w:tcMar>
+            <w:vAlign w:val="center"/>
+          </w:tcPr>
+          <w:p>
+            <w:pPr>
+              <w:jc w:val="center"/>
+            </w:pPr>
+            <w:r>
+              <w:rPr>
+                <w:rFonts w:ascii="NanumGothic" w:cs="NanumGothic" w:eastAsia="NanumGothic" w:hAnsi="NanumGothic"/>
+                <w:b/>
+                <w:bCs/>
+                <w:sz w:val="20"/>
+                <w:szCs w:val="20"/>
+              </w:rPr>
+              <w:t xml:space="preserve">인터페이스 위험</w:t>
             </w:r>
           </w:p>
         </w:tc>
       </w:tr>
       <w:tr>
         <w:trPr>
-          <w:trHeight w:val="566" w:hRule="atLeast"/>
+          <w:trHeight w:val="510" w:hRule="atLeast"/>
         </w:trPr>
         <w:tc>
           <w:tcPr>
-            <w:tcW w:type="dxa" w:w="2040"/>
-            <w:tcBorders>
-              <w:top w:val="single" w:color="000000" w:sz="4"/>
-              <w:left w:val="single" w:color="000000" w:sz="4"/>
-              <w:bottom w:val="single" w:color="000000" w:sz="4"/>
-              <w:right w:val="single" w:color="000000" w:sz="4"/>
-            </w:tcBorders>
-            <w:shd w:fill="ffffff" w:color="auto" w:val="clear"/>
-            <w:tcMar>
-              <w:top w:type="dxa" w:w="170"/>
-              <w:left w:type="dxa" w:w="170"/>
-              <w:bottom w:type="dxa" w:w="170"/>
-              <w:right w:type="dxa" w:w="170"/>
-            </w:tcMar>
-            <w:vAlign w:val="center"/>
-          </w:tcPr>
-          <w:p>
-            <w:pPr>
-              <w:jc w:val="left"/>
-            </w:pPr>
-            <w:r>
-              <w:rPr>
-                <w:rFonts w:ascii="NanumGothic" w:cs="NanumGothic" w:eastAsia="NanumGothic" w:hAnsi="NanumGothic"/>
-                <w:sz w:val="20"/>
-                <w:szCs w:val="20"/>
-              </w:rPr>
-              <w:t xml:space="preserve"/>
-            </w:r>
-          </w:p>
-        </w:tc>
-        <w:tc>
-          <w:tcPr>
-            <w:tcW w:type="dxa" w:w="2607"/>
-            <w:tcBorders>
-              <w:top w:val="single" w:color="000000" w:sz="4"/>
-              <w:left w:val="single" w:color="000000" w:sz="4"/>
-              <w:bottom w:val="single" w:color="000000" w:sz="4"/>
-              <w:right w:val="single" w:color="000000" w:sz="4"/>
-            </w:tcBorders>
-            <w:shd w:fill="ffffff" w:color="auto" w:val="clear"/>
-            <w:tcMar>
-              <w:top w:type="dxa" w:w="170"/>
-              <w:left w:type="dxa" w:w="170"/>
-              <w:bottom w:type="dxa" w:w="170"/>
-              <w:right w:type="dxa" w:w="170"/>
-            </w:tcMar>
-            <w:vAlign w:val="center"/>
-          </w:tcPr>
-          <w:p>
-            <w:pPr>
-              <w:jc w:val="left"/>
-            </w:pPr>
-            <w:r>
-              <w:rPr>
-                <w:rFonts w:ascii="NanumGothic" w:cs="NanumGothic" w:eastAsia="NanumGothic" w:hAnsi="NanumGothic"/>
-                <w:sz w:val="20"/>
-                <w:szCs w:val="20"/>
-              </w:rPr>
-              <w:t xml:space="preserve"/>
-            </w:r>
-          </w:p>
-        </w:tc>
-        <w:tc>
-          <w:tcPr>
-            <w:tcW w:type="dxa" w:w="1474"/>
+            <w:tcW w:type="dxa" w:w="566"/>
             <w:tcBorders>
               <w:top w:val="single" w:color="000000" w:sz="4"/>
               <w:left w:val="single" w:color="000000" w:sz="4"/>
@@ -559,7 +669,167 @@
         </w:tc>
         <w:tc>
           <w:tcPr>
-            <w:tcW w:type="dxa" w:w="2381"/>
+            <w:tcW w:type="dxa" w:w="1587"/>
+            <w:tcBorders>
+              <w:top w:val="single" w:color="000000" w:sz="4"/>
+              <w:left w:val="single" w:color="000000" w:sz="4"/>
+              <w:bottom w:val="single" w:color="000000" w:sz="4"/>
+              <w:right w:val="single" w:color="000000" w:sz="4"/>
+            </w:tcBorders>
+            <w:shd w:fill="ffffff" w:color="auto" w:val="clear"/>
+            <w:tcMar>
+              <w:top w:type="dxa" w:w="170"/>
+              <w:left w:type="dxa" w:w="170"/>
+              <w:bottom w:type="dxa" w:w="170"/>
+              <w:right w:type="dxa" w:w="170"/>
+            </w:tcMar>
+            <w:vAlign w:val="center"/>
+          </w:tcPr>
+          <w:p>
+            <w:pPr>
+              <w:jc w:val="left"/>
+            </w:pPr>
+            <w:r>
+              <w:rPr>
+                <w:rFonts w:ascii="NanumGothic" w:cs="NanumGothic" w:eastAsia="NanumGothic" w:hAnsi="NanumGothic"/>
+                <w:sz w:val="20"/>
+                <w:szCs w:val="20"/>
+              </w:rPr>
+              <w:t xml:space="preserve"/>
+            </w:r>
+          </w:p>
+        </w:tc>
+        <w:tc>
+          <w:tcPr>
+            <w:tcW w:type="dxa" w:w="1700"/>
+            <w:tcBorders>
+              <w:top w:val="single" w:color="000000" w:sz="4"/>
+              <w:left w:val="single" w:color="000000" w:sz="4"/>
+              <w:bottom w:val="single" w:color="000000" w:sz="4"/>
+              <w:right w:val="single" w:color="000000" w:sz="4"/>
+            </w:tcBorders>
+            <w:shd w:fill="ffffff" w:color="auto" w:val="clear"/>
+            <w:tcMar>
+              <w:top w:type="dxa" w:w="170"/>
+              <w:left w:type="dxa" w:w="170"/>
+              <w:bottom w:type="dxa" w:w="170"/>
+              <w:right w:type="dxa" w:w="170"/>
+            </w:tcMar>
+            <w:vAlign w:val="center"/>
+          </w:tcPr>
+          <w:p>
+            <w:pPr>
+              <w:jc w:val="left"/>
+            </w:pPr>
+            <w:r>
+              <w:rPr>
+                <w:rFonts w:ascii="NanumGothic" w:cs="NanumGothic" w:eastAsia="NanumGothic" w:hAnsi="NanumGothic"/>
+                <w:sz w:val="20"/>
+                <w:szCs w:val="20"/>
+              </w:rPr>
+              <w:t xml:space="preserve"/>
+            </w:r>
+          </w:p>
+        </w:tc>
+        <w:tc>
+          <w:tcPr>
+            <w:tcW w:type="dxa" w:w="907"/>
+            <w:tcBorders>
+              <w:top w:val="single" w:color="000000" w:sz="4"/>
+              <w:left w:val="single" w:color="000000" w:sz="4"/>
+              <w:bottom w:val="single" w:color="000000" w:sz="4"/>
+              <w:right w:val="single" w:color="000000" w:sz="4"/>
+            </w:tcBorders>
+            <w:shd w:fill="ffffff" w:color="auto" w:val="clear"/>
+            <w:tcMar>
+              <w:top w:type="dxa" w:w="170"/>
+              <w:left w:type="dxa" w:w="170"/>
+              <w:bottom w:type="dxa" w:w="170"/>
+              <w:right w:type="dxa" w:w="170"/>
+            </w:tcMar>
+            <w:vAlign w:val="center"/>
+          </w:tcPr>
+          <w:p>
+            <w:pPr>
+              <w:jc w:val="left"/>
+            </w:pPr>
+            <w:r>
+              <w:rPr>
+                <w:rFonts w:ascii="NanumGothic" w:cs="NanumGothic" w:eastAsia="NanumGothic" w:hAnsi="NanumGothic"/>
+                <w:sz w:val="20"/>
+                <w:szCs w:val="20"/>
+              </w:rPr>
+              <w:t xml:space="preserve"/>
+            </w:r>
+          </w:p>
+        </w:tc>
+        <w:tc>
+          <w:tcPr>
+            <w:tcW w:type="dxa" w:w="793"/>
+            <w:tcBorders>
+              <w:top w:val="single" w:color="000000" w:sz="4"/>
+              <w:left w:val="single" w:color="000000" w:sz="4"/>
+              <w:bottom w:val="single" w:color="000000" w:sz="4"/>
+              <w:right w:val="single" w:color="000000" w:sz="4"/>
+            </w:tcBorders>
+            <w:shd w:fill="ffffff" w:color="auto" w:val="clear"/>
+            <w:tcMar>
+              <w:top w:type="dxa" w:w="170"/>
+              <w:left w:type="dxa" w:w="170"/>
+              <w:bottom w:type="dxa" w:w="170"/>
+              <w:right w:type="dxa" w:w="170"/>
+            </w:tcMar>
+            <w:vAlign w:val="center"/>
+          </w:tcPr>
+          <w:p>
+            <w:pPr>
+              <w:jc w:val="left"/>
+            </w:pPr>
+            <w:r>
+              <w:rPr>
+                <w:rFonts w:ascii="NanumGothic" w:cs="NanumGothic" w:eastAsia="NanumGothic" w:hAnsi="NanumGothic"/>
+                <w:sz w:val="20"/>
+                <w:szCs w:val="20"/>
+              </w:rPr>
+              <w:t xml:space="preserve"/>
+            </w:r>
+          </w:p>
+        </w:tc>
+        <w:tc>
+          <w:tcPr>
+            <w:tcW w:type="dxa" w:w="1360"/>
+            <w:tcBorders>
+              <w:top w:val="single" w:color="000000" w:sz="4"/>
+              <w:left w:val="single" w:color="000000" w:sz="4"/>
+              <w:bottom w:val="single" w:color="000000" w:sz="4"/>
+              <w:right w:val="single" w:color="000000" w:sz="4"/>
+            </w:tcBorders>
+            <w:shd w:fill="ffffff" w:color="auto" w:val="clear"/>
+            <w:tcMar>
+              <w:top w:type="dxa" w:w="170"/>
+              <w:left w:type="dxa" w:w="170"/>
+              <w:bottom w:type="dxa" w:w="170"/>
+              <w:right w:type="dxa" w:w="170"/>
+            </w:tcMar>
+            <w:vAlign w:val="center"/>
+          </w:tcPr>
+          <w:p>
+            <w:pPr>
+              <w:jc w:val="left"/>
+            </w:pPr>
+            <w:r>
+              <w:rPr>
+                <w:rFonts w:ascii="NanumGothic" w:cs="NanumGothic" w:eastAsia="NanumGothic" w:hAnsi="NanumGothic"/>
+                <w:sz w:val="20"/>
+                <w:szCs w:val="20"/>
+              </w:rPr>
+              <w:t xml:space="preserve"/>
+            </w:r>
+          </w:p>
+        </w:tc>
+        <w:tc>
+          <w:tcPr>
+            <w:tcW w:type="dxa" w:w="1587"/>
             <w:tcBorders>
               <w:top w:val="single" w:color="000000" w:sz="4"/>
               <w:left w:val="single" w:color="000000" w:sz="4"/>
@@ -592,11 +862,11 @@
       </w:tr>
       <w:tr>
         <w:trPr>
-          <w:trHeight w:val="566" w:hRule="atLeast"/>
+          <w:trHeight w:val="510" w:hRule="atLeast"/>
         </w:trPr>
         <w:tc>
           <w:tcPr>
-            <w:tcW w:type="dxa" w:w="2040"/>
+            <w:tcW w:type="dxa" w:w="566"/>
             <w:tcBorders>
               <w:top w:val="single" w:color="000000" w:sz="4"/>
               <w:left w:val="single" w:color="000000" w:sz="4"/>
@@ -628,7 +898,7 @@
         </w:tc>
         <w:tc>
           <w:tcPr>
-            <w:tcW w:type="dxa" w:w="2607"/>
+            <w:tcW w:type="dxa" w:w="1133"/>
             <w:tcBorders>
               <w:top w:val="single" w:color="000000" w:sz="4"/>
               <w:left w:val="single" w:color="000000" w:sz="4"/>
@@ -660,7 +930,7 @@
         </w:tc>
         <w:tc>
           <w:tcPr>
-            <w:tcW w:type="dxa" w:w="1474"/>
+            <w:tcW w:type="dxa" w:w="1587"/>
             <w:tcBorders>
               <w:top w:val="single" w:color="000000" w:sz="4"/>
               <w:left w:val="single" w:color="000000" w:sz="4"/>
@@ -692,7 +962,7 @@
         </w:tc>
         <w:tc>
           <w:tcPr>
-            <w:tcW w:type="dxa" w:w="1133"/>
+            <w:tcW w:type="dxa" w:w="1700"/>
             <w:tcBorders>
               <w:top w:val="single" w:color="000000" w:sz="4"/>
               <w:left w:val="single" w:color="000000" w:sz="4"/>
@@ -724,7 +994,103 @@
         </w:tc>
         <w:tc>
           <w:tcPr>
-            <w:tcW w:type="dxa" w:w="2381"/>
+            <w:tcW w:type="dxa" w:w="907"/>
+            <w:tcBorders>
+              <w:top w:val="single" w:color="000000" w:sz="4"/>
+              <w:left w:val="single" w:color="000000" w:sz="4"/>
+              <w:bottom w:val="single" w:color="000000" w:sz="4"/>
+              <w:right w:val="single" w:color="000000" w:sz="4"/>
+            </w:tcBorders>
+            <w:shd w:fill="F5F5F5" w:color="auto" w:val="clear"/>
+            <w:tcMar>
+              <w:top w:type="dxa" w:w="170"/>
+              <w:left w:type="dxa" w:w="170"/>
+              <w:bottom w:type="dxa" w:w="170"/>
+              <w:right w:type="dxa" w:w="170"/>
+            </w:tcMar>
+            <w:vAlign w:val="center"/>
+          </w:tcPr>
+          <w:p>
+            <w:pPr>
+              <w:jc w:val="left"/>
+            </w:pPr>
+            <w:r>
+              <w:rPr>
+                <w:rFonts w:ascii="NanumGothic" w:cs="NanumGothic" w:eastAsia="NanumGothic" w:hAnsi="NanumGothic"/>
+                <w:sz w:val="20"/>
+                <w:szCs w:val="20"/>
+              </w:rPr>
+              <w:t xml:space="preserve"/>
+            </w:r>
+          </w:p>
+        </w:tc>
+        <w:tc>
+          <w:tcPr>
+            <w:tcW w:type="dxa" w:w="793"/>
+            <w:tcBorders>
+              <w:top w:val="single" w:color="000000" w:sz="4"/>
+              <w:left w:val="single" w:color="000000" w:sz="4"/>
+              <w:bottom w:val="single" w:color="000000" w:sz="4"/>
+              <w:right w:val="single" w:color="000000" w:sz="4"/>
+            </w:tcBorders>
+            <w:shd w:fill="F5F5F5" w:color="auto" w:val="clear"/>
+            <w:tcMar>
+              <w:top w:type="dxa" w:w="170"/>
+              <w:left w:type="dxa" w:w="170"/>
+              <w:bottom w:type="dxa" w:w="170"/>
+              <w:right w:type="dxa" w:w="170"/>
+            </w:tcMar>
+            <w:vAlign w:val="center"/>
+          </w:tcPr>
+          <w:p>
+            <w:pPr>
+              <w:jc w:val="left"/>
+            </w:pPr>
+            <w:r>
+              <w:rPr>
+                <w:rFonts w:ascii="NanumGothic" w:cs="NanumGothic" w:eastAsia="NanumGothic" w:hAnsi="NanumGothic"/>
+                <w:sz w:val="20"/>
+                <w:szCs w:val="20"/>
+              </w:rPr>
+              <w:t xml:space="preserve"/>
+            </w:r>
+          </w:p>
+        </w:tc>
+        <w:tc>
+          <w:tcPr>
+            <w:tcW w:type="dxa" w:w="1360"/>
+            <w:tcBorders>
+              <w:top w:val="single" w:color="000000" w:sz="4"/>
+              <w:left w:val="single" w:color="000000" w:sz="4"/>
+              <w:bottom w:val="single" w:color="000000" w:sz="4"/>
+              <w:right w:val="single" w:color="000000" w:sz="4"/>
+            </w:tcBorders>
+            <w:shd w:fill="F5F5F5" w:color="auto" w:val="clear"/>
+            <w:tcMar>
+              <w:top w:type="dxa" w:w="170"/>
+              <w:left w:type="dxa" w:w="170"/>
+              <w:bottom w:type="dxa" w:w="170"/>
+              <w:right w:type="dxa" w:w="170"/>
+            </w:tcMar>
+            <w:vAlign w:val="center"/>
+          </w:tcPr>
+          <w:p>
+            <w:pPr>
+              <w:jc w:val="left"/>
+            </w:pPr>
+            <w:r>
+              <w:rPr>
+                <w:rFonts w:ascii="NanumGothic" w:cs="NanumGothic" w:eastAsia="NanumGothic" w:hAnsi="NanumGothic"/>
+                <w:sz w:val="20"/>
+                <w:szCs w:val="20"/>
+              </w:rPr>
+              <w:t xml:space="preserve"/>
+            </w:r>
+          </w:p>
+        </w:tc>
+        <w:tc>
+          <w:tcPr>
+            <w:tcW w:type="dxa" w:w="1587"/>
             <w:tcBorders>
               <w:top w:val="single" w:color="000000" w:sz="4"/>
               <w:left w:val="single" w:color="000000" w:sz="4"/>
@@ -757,75 +1123,11 @@
       </w:tr>
       <w:tr>
         <w:trPr>
-          <w:trHeight w:val="566" w:hRule="atLeast"/>
+          <w:trHeight w:val="510" w:hRule="atLeast"/>
         </w:trPr>
         <w:tc>
           <w:tcPr>
-            <w:tcW w:type="dxa" w:w="2040"/>
-            <w:tcBorders>
-              <w:top w:val="single" w:color="000000" w:sz="4"/>
-              <w:left w:val="single" w:color="000000" w:sz="4"/>
-              <w:bottom w:val="single" w:color="000000" w:sz="4"/>
-              <w:right w:val="single" w:color="000000" w:sz="4"/>
-            </w:tcBorders>
-            <w:shd w:fill="ffffff" w:color="auto" w:val="clear"/>
-            <w:tcMar>
-              <w:top w:type="dxa" w:w="170"/>
-              <w:left w:type="dxa" w:w="170"/>
-              <w:bottom w:type="dxa" w:w="170"/>
-              <w:right w:type="dxa" w:w="170"/>
-            </w:tcMar>
-            <w:vAlign w:val="center"/>
-          </w:tcPr>
-          <w:p>
-            <w:pPr>
-              <w:jc w:val="left"/>
-            </w:pPr>
-            <w:r>
-              <w:rPr>
-                <w:rFonts w:ascii="NanumGothic" w:cs="NanumGothic" w:eastAsia="NanumGothic" w:hAnsi="NanumGothic"/>
-                <w:sz w:val="20"/>
-                <w:szCs w:val="20"/>
-              </w:rPr>
-              <w:t xml:space="preserve"/>
-            </w:r>
-          </w:p>
-        </w:tc>
-        <w:tc>
-          <w:tcPr>
-            <w:tcW w:type="dxa" w:w="2607"/>
-            <w:tcBorders>
-              <w:top w:val="single" w:color="000000" w:sz="4"/>
-              <w:left w:val="single" w:color="000000" w:sz="4"/>
-              <w:bottom w:val="single" w:color="000000" w:sz="4"/>
-              <w:right w:val="single" w:color="000000" w:sz="4"/>
-            </w:tcBorders>
-            <w:shd w:fill="ffffff" w:color="auto" w:val="clear"/>
-            <w:tcMar>
-              <w:top w:type="dxa" w:w="170"/>
-              <w:left w:type="dxa" w:w="170"/>
-              <w:bottom w:type="dxa" w:w="170"/>
-              <w:right w:type="dxa" w:w="170"/>
-            </w:tcMar>
-            <w:vAlign w:val="center"/>
-          </w:tcPr>
-          <w:p>
-            <w:pPr>
-              <w:jc w:val="left"/>
-            </w:pPr>
-            <w:r>
-              <w:rPr>
-                <w:rFonts w:ascii="NanumGothic" w:cs="NanumGothic" w:eastAsia="NanumGothic" w:hAnsi="NanumGothic"/>
-                <w:sz w:val="20"/>
-                <w:szCs w:val="20"/>
-              </w:rPr>
-              <w:t xml:space="preserve"/>
-            </w:r>
-          </w:p>
-        </w:tc>
-        <w:tc>
-          <w:tcPr>
-            <w:tcW w:type="dxa" w:w="1474"/>
+            <w:tcW w:type="dxa" w:w="566"/>
             <w:tcBorders>
               <w:top w:val="single" w:color="000000" w:sz="4"/>
               <w:left w:val="single" w:color="000000" w:sz="4"/>
@@ -889,7 +1191,167 @@
         </w:tc>
         <w:tc>
           <w:tcPr>
-            <w:tcW w:type="dxa" w:w="2381"/>
+            <w:tcW w:type="dxa" w:w="1587"/>
+            <w:tcBorders>
+              <w:top w:val="single" w:color="000000" w:sz="4"/>
+              <w:left w:val="single" w:color="000000" w:sz="4"/>
+              <w:bottom w:val="single" w:color="000000" w:sz="4"/>
+              <w:right w:val="single" w:color="000000" w:sz="4"/>
+            </w:tcBorders>
+            <w:shd w:fill="ffffff" w:color="auto" w:val="clear"/>
+            <w:tcMar>
+              <w:top w:type="dxa" w:w="170"/>
+              <w:left w:type="dxa" w:w="170"/>
+              <w:bottom w:type="dxa" w:w="170"/>
+              <w:right w:type="dxa" w:w="170"/>
+            </w:tcMar>
+            <w:vAlign w:val="center"/>
+          </w:tcPr>
+          <w:p>
+            <w:pPr>
+              <w:jc w:val="left"/>
+            </w:pPr>
+            <w:r>
+              <w:rPr>
+                <w:rFonts w:ascii="NanumGothic" w:cs="NanumGothic" w:eastAsia="NanumGothic" w:hAnsi="NanumGothic"/>
+                <w:sz w:val="20"/>
+                <w:szCs w:val="20"/>
+              </w:rPr>
+              <w:t xml:space="preserve"/>
+            </w:r>
+          </w:p>
+        </w:tc>
+        <w:tc>
+          <w:tcPr>
+            <w:tcW w:type="dxa" w:w="1700"/>
+            <w:tcBorders>
+              <w:top w:val="single" w:color="000000" w:sz="4"/>
+              <w:left w:val="single" w:color="000000" w:sz="4"/>
+              <w:bottom w:val="single" w:color="000000" w:sz="4"/>
+              <w:right w:val="single" w:color="000000" w:sz="4"/>
+            </w:tcBorders>
+            <w:shd w:fill="ffffff" w:color="auto" w:val="clear"/>
+            <w:tcMar>
+              <w:top w:type="dxa" w:w="170"/>
+              <w:left w:type="dxa" w:w="170"/>
+              <w:bottom w:type="dxa" w:w="170"/>
+              <w:right w:type="dxa" w:w="170"/>
+            </w:tcMar>
+            <w:vAlign w:val="center"/>
+          </w:tcPr>
+          <w:p>
+            <w:pPr>
+              <w:jc w:val="left"/>
+            </w:pPr>
+            <w:r>
+              <w:rPr>
+                <w:rFonts w:ascii="NanumGothic" w:cs="NanumGothic" w:eastAsia="NanumGothic" w:hAnsi="NanumGothic"/>
+                <w:sz w:val="20"/>
+                <w:szCs w:val="20"/>
+              </w:rPr>
+              <w:t xml:space="preserve"/>
+            </w:r>
+          </w:p>
+        </w:tc>
+        <w:tc>
+          <w:tcPr>
+            <w:tcW w:type="dxa" w:w="907"/>
+            <w:tcBorders>
+              <w:top w:val="single" w:color="000000" w:sz="4"/>
+              <w:left w:val="single" w:color="000000" w:sz="4"/>
+              <w:bottom w:val="single" w:color="000000" w:sz="4"/>
+              <w:right w:val="single" w:color="000000" w:sz="4"/>
+            </w:tcBorders>
+            <w:shd w:fill="ffffff" w:color="auto" w:val="clear"/>
+            <w:tcMar>
+              <w:top w:type="dxa" w:w="170"/>
+              <w:left w:type="dxa" w:w="170"/>
+              <w:bottom w:type="dxa" w:w="170"/>
+              <w:right w:type="dxa" w:w="170"/>
+            </w:tcMar>
+            <w:vAlign w:val="center"/>
+          </w:tcPr>
+          <w:p>
+            <w:pPr>
+              <w:jc w:val="left"/>
+            </w:pPr>
+            <w:r>
+              <w:rPr>
+                <w:rFonts w:ascii="NanumGothic" w:cs="NanumGothic" w:eastAsia="NanumGothic" w:hAnsi="NanumGothic"/>
+                <w:sz w:val="20"/>
+                <w:szCs w:val="20"/>
+              </w:rPr>
+              <w:t xml:space="preserve"/>
+            </w:r>
+          </w:p>
+        </w:tc>
+        <w:tc>
+          <w:tcPr>
+            <w:tcW w:type="dxa" w:w="793"/>
+            <w:tcBorders>
+              <w:top w:val="single" w:color="000000" w:sz="4"/>
+              <w:left w:val="single" w:color="000000" w:sz="4"/>
+              <w:bottom w:val="single" w:color="000000" w:sz="4"/>
+              <w:right w:val="single" w:color="000000" w:sz="4"/>
+            </w:tcBorders>
+            <w:shd w:fill="ffffff" w:color="auto" w:val="clear"/>
+            <w:tcMar>
+              <w:top w:type="dxa" w:w="170"/>
+              <w:left w:type="dxa" w:w="170"/>
+              <w:bottom w:type="dxa" w:w="170"/>
+              <w:right w:type="dxa" w:w="170"/>
+            </w:tcMar>
+            <w:vAlign w:val="center"/>
+          </w:tcPr>
+          <w:p>
+            <w:pPr>
+              <w:jc w:val="left"/>
+            </w:pPr>
+            <w:r>
+              <w:rPr>
+                <w:rFonts w:ascii="NanumGothic" w:cs="NanumGothic" w:eastAsia="NanumGothic" w:hAnsi="NanumGothic"/>
+                <w:sz w:val="20"/>
+                <w:szCs w:val="20"/>
+              </w:rPr>
+              <w:t xml:space="preserve"/>
+            </w:r>
+          </w:p>
+        </w:tc>
+        <w:tc>
+          <w:tcPr>
+            <w:tcW w:type="dxa" w:w="1360"/>
+            <w:tcBorders>
+              <w:top w:val="single" w:color="000000" w:sz="4"/>
+              <w:left w:val="single" w:color="000000" w:sz="4"/>
+              <w:bottom w:val="single" w:color="000000" w:sz="4"/>
+              <w:right w:val="single" w:color="000000" w:sz="4"/>
+            </w:tcBorders>
+            <w:shd w:fill="ffffff" w:color="auto" w:val="clear"/>
+            <w:tcMar>
+              <w:top w:type="dxa" w:w="170"/>
+              <w:left w:type="dxa" w:w="170"/>
+              <w:bottom w:type="dxa" w:w="170"/>
+              <w:right w:type="dxa" w:w="170"/>
+            </w:tcMar>
+            <w:vAlign w:val="center"/>
+          </w:tcPr>
+          <w:p>
+            <w:pPr>
+              <w:jc w:val="left"/>
+            </w:pPr>
+            <w:r>
+              <w:rPr>
+                <w:rFonts w:ascii="NanumGothic" w:cs="NanumGothic" w:eastAsia="NanumGothic" w:hAnsi="NanumGothic"/>
+                <w:sz w:val="20"/>
+                <w:szCs w:val="20"/>
+              </w:rPr>
+              <w:t xml:space="preserve"/>
+            </w:r>
+          </w:p>
+        </w:tc>
+        <w:tc>
+          <w:tcPr>
+            <w:tcW w:type="dxa" w:w="1587"/>
             <w:tcBorders>
               <w:top w:val="single" w:color="000000" w:sz="4"/>
               <w:left w:val="single" w:color="000000" w:sz="4"/>
@@ -922,11 +1384,11 @@
       </w:tr>
       <w:tr>
         <w:trPr>
-          <w:trHeight w:val="566" w:hRule="atLeast"/>
+          <w:trHeight w:val="510" w:hRule="atLeast"/>
         </w:trPr>
         <w:tc>
           <w:tcPr>
-            <w:tcW w:type="dxa" w:w="2040"/>
+            <w:tcW w:type="dxa" w:w="566"/>
             <w:tcBorders>
               <w:top w:val="single" w:color="000000" w:sz="4"/>
               <w:left w:val="single" w:color="000000" w:sz="4"/>
@@ -958,7 +1420,7 @@
         </w:tc>
         <w:tc>
           <w:tcPr>
-            <w:tcW w:type="dxa" w:w="2607"/>
+            <w:tcW w:type="dxa" w:w="1133"/>
             <w:tcBorders>
               <w:top w:val="single" w:color="000000" w:sz="4"/>
               <w:left w:val="single" w:color="000000" w:sz="4"/>
@@ -990,7 +1452,7 @@
         </w:tc>
         <w:tc>
           <w:tcPr>
-            <w:tcW w:type="dxa" w:w="1474"/>
+            <w:tcW w:type="dxa" w:w="1587"/>
             <w:tcBorders>
               <w:top w:val="single" w:color="000000" w:sz="4"/>
               <w:left w:val="single" w:color="000000" w:sz="4"/>
@@ -1022,7 +1484,7 @@
         </w:tc>
         <w:tc>
           <w:tcPr>
-            <w:tcW w:type="dxa" w:w="1133"/>
+            <w:tcW w:type="dxa" w:w="1700"/>
             <w:tcBorders>
               <w:top w:val="single" w:color="000000" w:sz="4"/>
               <w:left w:val="single" w:color="000000" w:sz="4"/>
@@ -1054,7 +1516,103 @@
         </w:tc>
         <w:tc>
           <w:tcPr>
-            <w:tcW w:type="dxa" w:w="2381"/>
+            <w:tcW w:type="dxa" w:w="907"/>
+            <w:tcBorders>
+              <w:top w:val="single" w:color="000000" w:sz="4"/>
+              <w:left w:val="single" w:color="000000" w:sz="4"/>
+              <w:bottom w:val="single" w:color="000000" w:sz="4"/>
+              <w:right w:val="single" w:color="000000" w:sz="4"/>
+            </w:tcBorders>
+            <w:shd w:fill="F5F5F5" w:color="auto" w:val="clear"/>
+            <w:tcMar>
+              <w:top w:type="dxa" w:w="170"/>
+              <w:left w:type="dxa" w:w="170"/>
+              <w:bottom w:type="dxa" w:w="170"/>
+              <w:right w:type="dxa" w:w="170"/>
+            </w:tcMar>
+            <w:vAlign w:val="center"/>
+          </w:tcPr>
+          <w:p>
+            <w:pPr>
+              <w:jc w:val="left"/>
+            </w:pPr>
+            <w:r>
+              <w:rPr>
+                <w:rFonts w:ascii="NanumGothic" w:cs="NanumGothic" w:eastAsia="NanumGothic" w:hAnsi="NanumGothic"/>
+                <w:sz w:val="20"/>
+                <w:szCs w:val="20"/>
+              </w:rPr>
+              <w:t xml:space="preserve"/>
+            </w:r>
+          </w:p>
+        </w:tc>
+        <w:tc>
+          <w:tcPr>
+            <w:tcW w:type="dxa" w:w="793"/>
+            <w:tcBorders>
+              <w:top w:val="single" w:color="000000" w:sz="4"/>
+              <w:left w:val="single" w:color="000000" w:sz="4"/>
+              <w:bottom w:val="single" w:color="000000" w:sz="4"/>
+              <w:right w:val="single" w:color="000000" w:sz="4"/>
+            </w:tcBorders>
+            <w:shd w:fill="F5F5F5" w:color="auto" w:val="clear"/>
+            <w:tcMar>
+              <w:top w:type="dxa" w:w="170"/>
+              <w:left w:type="dxa" w:w="170"/>
+              <w:bottom w:type="dxa" w:w="170"/>
+              <w:right w:type="dxa" w:w="170"/>
+            </w:tcMar>
+            <w:vAlign w:val="center"/>
+          </w:tcPr>
+          <w:p>
+            <w:pPr>
+              <w:jc w:val="left"/>
+            </w:pPr>
+            <w:r>
+              <w:rPr>
+                <w:rFonts w:ascii="NanumGothic" w:cs="NanumGothic" w:eastAsia="NanumGothic" w:hAnsi="NanumGothic"/>
+                <w:sz w:val="20"/>
+                <w:szCs w:val="20"/>
+              </w:rPr>
+              <w:t xml:space="preserve"/>
+            </w:r>
+          </w:p>
+        </w:tc>
+        <w:tc>
+          <w:tcPr>
+            <w:tcW w:type="dxa" w:w="1360"/>
+            <w:tcBorders>
+              <w:top w:val="single" w:color="000000" w:sz="4"/>
+              <w:left w:val="single" w:color="000000" w:sz="4"/>
+              <w:bottom w:val="single" w:color="000000" w:sz="4"/>
+              <w:right w:val="single" w:color="000000" w:sz="4"/>
+            </w:tcBorders>
+            <w:shd w:fill="F5F5F5" w:color="auto" w:val="clear"/>
+            <w:tcMar>
+              <w:top w:type="dxa" w:w="170"/>
+              <w:left w:type="dxa" w:w="170"/>
+              <w:bottom w:type="dxa" w:w="170"/>
+              <w:right w:type="dxa" w:w="170"/>
+            </w:tcMar>
+            <w:vAlign w:val="center"/>
+          </w:tcPr>
+          <w:p>
+            <w:pPr>
+              <w:jc w:val="left"/>
+            </w:pPr>
+            <w:r>
+              <w:rPr>
+                <w:rFonts w:ascii="NanumGothic" w:cs="NanumGothic" w:eastAsia="NanumGothic" w:hAnsi="NanumGothic"/>
+                <w:sz w:val="20"/>
+                <w:szCs w:val="20"/>
+              </w:rPr>
+              <w:t xml:space="preserve"/>
+            </w:r>
+          </w:p>
+        </w:tc>
+        <w:tc>
+          <w:tcPr>
+            <w:tcW w:type="dxa" w:w="1587"/>
             <w:tcBorders>
               <w:top w:val="single" w:color="000000" w:sz="4"/>
               <w:left w:val="single" w:color="000000" w:sz="4"/>
@@ -1087,75 +1645,11 @@
       </w:tr>
       <w:tr>
         <w:trPr>
-          <w:trHeight w:val="566" w:hRule="atLeast"/>
+          <w:trHeight w:val="510" w:hRule="atLeast"/>
         </w:trPr>
         <w:tc>
           <w:tcPr>
-            <w:tcW w:type="dxa" w:w="2040"/>
-            <w:tcBorders>
-              <w:top w:val="single" w:color="000000" w:sz="4"/>
-              <w:left w:val="single" w:color="000000" w:sz="4"/>
-              <w:bottom w:val="single" w:color="000000" w:sz="4"/>
-              <w:right w:val="single" w:color="000000" w:sz="4"/>
-            </w:tcBorders>
-            <w:shd w:fill="ffffff" w:color="auto" w:val="clear"/>
-            <w:tcMar>
-              <w:top w:type="dxa" w:w="170"/>
-              <w:left w:type="dxa" w:w="170"/>
-              <w:bottom w:type="dxa" w:w="170"/>
-              <w:right w:type="dxa" w:w="170"/>
-            </w:tcMar>
-            <w:vAlign w:val="center"/>
-          </w:tcPr>
-          <w:p>
-            <w:pPr>
-              <w:jc w:val="left"/>
-            </w:pPr>
-            <w:r>
-              <w:rPr>
-                <w:rFonts w:ascii="NanumGothic" w:cs="NanumGothic" w:eastAsia="NanumGothic" w:hAnsi="NanumGothic"/>
-                <w:sz w:val="20"/>
-                <w:szCs w:val="20"/>
-              </w:rPr>
-              <w:t xml:space="preserve"/>
-            </w:r>
-          </w:p>
-        </w:tc>
-        <w:tc>
-          <w:tcPr>
-            <w:tcW w:type="dxa" w:w="2607"/>
-            <w:tcBorders>
-              <w:top w:val="single" w:color="000000" w:sz="4"/>
-              <w:left w:val="single" w:color="000000" w:sz="4"/>
-              <w:bottom w:val="single" w:color="000000" w:sz="4"/>
-              <w:right w:val="single" w:color="000000" w:sz="4"/>
-            </w:tcBorders>
-            <w:shd w:fill="ffffff" w:color="auto" w:val="clear"/>
-            <w:tcMar>
-              <w:top w:type="dxa" w:w="170"/>
-              <w:left w:type="dxa" w:w="170"/>
-              <w:bottom w:type="dxa" w:w="170"/>
-              <w:right w:type="dxa" w:w="170"/>
-            </w:tcMar>
-            <w:vAlign w:val="center"/>
-          </w:tcPr>
-          <w:p>
-            <w:pPr>
-              <w:jc w:val="left"/>
-            </w:pPr>
-            <w:r>
-              <w:rPr>
-                <w:rFonts w:ascii="NanumGothic" w:cs="NanumGothic" w:eastAsia="NanumGothic" w:hAnsi="NanumGothic"/>
-                <w:sz w:val="20"/>
-                <w:szCs w:val="20"/>
-              </w:rPr>
-              <w:t xml:space="preserve"/>
-            </w:r>
-          </w:p>
-        </w:tc>
-        <w:tc>
-          <w:tcPr>
-            <w:tcW w:type="dxa" w:w="1474"/>
+            <w:tcW w:type="dxa" w:w="566"/>
             <w:tcBorders>
               <w:top w:val="single" w:color="000000" w:sz="4"/>
               <w:left w:val="single" w:color="000000" w:sz="4"/>
@@ -1219,7 +1713,167 @@
         </w:tc>
         <w:tc>
           <w:tcPr>
-            <w:tcW w:type="dxa" w:w="2381"/>
+            <w:tcW w:type="dxa" w:w="1587"/>
+            <w:tcBorders>
+              <w:top w:val="single" w:color="000000" w:sz="4"/>
+              <w:left w:val="single" w:color="000000" w:sz="4"/>
+              <w:bottom w:val="single" w:color="000000" w:sz="4"/>
+              <w:right w:val="single" w:color="000000" w:sz="4"/>
+            </w:tcBorders>
+            <w:shd w:fill="ffffff" w:color="auto" w:val="clear"/>
+            <w:tcMar>
+              <w:top w:type="dxa" w:w="170"/>
+              <w:left w:type="dxa" w:w="170"/>
+              <w:bottom w:type="dxa" w:w="170"/>
+              <w:right w:type="dxa" w:w="170"/>
+            </w:tcMar>
+            <w:vAlign w:val="center"/>
+          </w:tcPr>
+          <w:p>
+            <w:pPr>
+              <w:jc w:val="left"/>
+            </w:pPr>
+            <w:r>
+              <w:rPr>
+                <w:rFonts w:ascii="NanumGothic" w:cs="NanumGothic" w:eastAsia="NanumGothic" w:hAnsi="NanumGothic"/>
+                <w:sz w:val="20"/>
+                <w:szCs w:val="20"/>
+              </w:rPr>
+              <w:t xml:space="preserve"/>
+            </w:r>
+          </w:p>
+        </w:tc>
+        <w:tc>
+          <w:tcPr>
+            <w:tcW w:type="dxa" w:w="1700"/>
+            <w:tcBorders>
+              <w:top w:val="single" w:color="000000" w:sz="4"/>
+              <w:left w:val="single" w:color="000000" w:sz="4"/>
+              <w:bottom w:val="single" w:color="000000" w:sz="4"/>
+              <w:right w:val="single" w:color="000000" w:sz="4"/>
+            </w:tcBorders>
+            <w:shd w:fill="ffffff" w:color="auto" w:val="clear"/>
+            <w:tcMar>
+              <w:top w:type="dxa" w:w="170"/>
+              <w:left w:type="dxa" w:w="170"/>
+              <w:bottom w:type="dxa" w:w="170"/>
+              <w:right w:type="dxa" w:w="170"/>
+            </w:tcMar>
+            <w:vAlign w:val="center"/>
+          </w:tcPr>
+          <w:p>
+            <w:pPr>
+              <w:jc w:val="left"/>
+            </w:pPr>
+            <w:r>
+              <w:rPr>
+                <w:rFonts w:ascii="NanumGothic" w:cs="NanumGothic" w:eastAsia="NanumGothic" w:hAnsi="NanumGothic"/>
+                <w:sz w:val="20"/>
+                <w:szCs w:val="20"/>
+              </w:rPr>
+              <w:t xml:space="preserve"/>
+            </w:r>
+          </w:p>
+        </w:tc>
+        <w:tc>
+          <w:tcPr>
+            <w:tcW w:type="dxa" w:w="907"/>
+            <w:tcBorders>
+              <w:top w:val="single" w:color="000000" w:sz="4"/>
+              <w:left w:val="single" w:color="000000" w:sz="4"/>
+              <w:bottom w:val="single" w:color="000000" w:sz="4"/>
+              <w:right w:val="single" w:color="000000" w:sz="4"/>
+            </w:tcBorders>
+            <w:shd w:fill="ffffff" w:color="auto" w:val="clear"/>
+            <w:tcMar>
+              <w:top w:type="dxa" w:w="170"/>
+              <w:left w:type="dxa" w:w="170"/>
+              <w:bottom w:type="dxa" w:w="170"/>
+              <w:right w:type="dxa" w:w="170"/>
+            </w:tcMar>
+            <w:vAlign w:val="center"/>
+          </w:tcPr>
+          <w:p>
+            <w:pPr>
+              <w:jc w:val="left"/>
+            </w:pPr>
+            <w:r>
+              <w:rPr>
+                <w:rFonts w:ascii="NanumGothic" w:cs="NanumGothic" w:eastAsia="NanumGothic" w:hAnsi="NanumGothic"/>
+                <w:sz w:val="20"/>
+                <w:szCs w:val="20"/>
+              </w:rPr>
+              <w:t xml:space="preserve"/>
+            </w:r>
+          </w:p>
+        </w:tc>
+        <w:tc>
+          <w:tcPr>
+            <w:tcW w:type="dxa" w:w="793"/>
+            <w:tcBorders>
+              <w:top w:val="single" w:color="000000" w:sz="4"/>
+              <w:left w:val="single" w:color="000000" w:sz="4"/>
+              <w:bottom w:val="single" w:color="000000" w:sz="4"/>
+              <w:right w:val="single" w:color="000000" w:sz="4"/>
+            </w:tcBorders>
+            <w:shd w:fill="ffffff" w:color="auto" w:val="clear"/>
+            <w:tcMar>
+              <w:top w:type="dxa" w:w="170"/>
+              <w:left w:type="dxa" w:w="170"/>
+              <w:bottom w:type="dxa" w:w="170"/>
+              <w:right w:type="dxa" w:w="170"/>
+            </w:tcMar>
+            <w:vAlign w:val="center"/>
+          </w:tcPr>
+          <w:p>
+            <w:pPr>
+              <w:jc w:val="left"/>
+            </w:pPr>
+            <w:r>
+              <w:rPr>
+                <w:rFonts w:ascii="NanumGothic" w:cs="NanumGothic" w:eastAsia="NanumGothic" w:hAnsi="NanumGothic"/>
+                <w:sz w:val="20"/>
+                <w:szCs w:val="20"/>
+              </w:rPr>
+              <w:t xml:space="preserve"/>
+            </w:r>
+          </w:p>
+        </w:tc>
+        <w:tc>
+          <w:tcPr>
+            <w:tcW w:type="dxa" w:w="1360"/>
+            <w:tcBorders>
+              <w:top w:val="single" w:color="000000" w:sz="4"/>
+              <w:left w:val="single" w:color="000000" w:sz="4"/>
+              <w:bottom w:val="single" w:color="000000" w:sz="4"/>
+              <w:right w:val="single" w:color="000000" w:sz="4"/>
+            </w:tcBorders>
+            <w:shd w:fill="ffffff" w:color="auto" w:val="clear"/>
+            <w:tcMar>
+              <w:top w:type="dxa" w:w="170"/>
+              <w:left w:type="dxa" w:w="170"/>
+              <w:bottom w:type="dxa" w:w="170"/>
+              <w:right w:type="dxa" w:w="170"/>
+            </w:tcMar>
+            <w:vAlign w:val="center"/>
+          </w:tcPr>
+          <w:p>
+            <w:pPr>
+              <w:jc w:val="left"/>
+            </w:pPr>
+            <w:r>
+              <w:rPr>
+                <w:rFonts w:ascii="NanumGothic" w:cs="NanumGothic" w:eastAsia="NanumGothic" w:hAnsi="NanumGothic"/>
+                <w:sz w:val="20"/>
+                <w:szCs w:val="20"/>
+              </w:rPr>
+              <w:t xml:space="preserve"/>
+            </w:r>
+          </w:p>
+        </w:tc>
+        <w:tc>
+          <w:tcPr>
+            <w:tcW w:type="dxa" w:w="1587"/>
             <w:tcBorders>
               <w:top w:val="single" w:color="000000" w:sz="4"/>
               <w:left w:val="single" w:color="000000" w:sz="4"/>
@@ -1252,11 +1906,11 @@
       </w:tr>
       <w:tr>
         <w:trPr>
-          <w:trHeight w:val="566" w:hRule="atLeast"/>
+          <w:trHeight w:val="510" w:hRule="atLeast"/>
         </w:trPr>
         <w:tc>
           <w:tcPr>
-            <w:tcW w:type="dxa" w:w="2040"/>
+            <w:tcW w:type="dxa" w:w="566"/>
             <w:tcBorders>
               <w:top w:val="single" w:color="000000" w:sz="4"/>
               <w:left w:val="single" w:color="000000" w:sz="4"/>
@@ -1288,7 +1942,7 @@
         </w:tc>
         <w:tc>
           <w:tcPr>
-            <w:tcW w:type="dxa" w:w="2607"/>
+            <w:tcW w:type="dxa" w:w="1133"/>
             <w:tcBorders>
               <w:top w:val="single" w:color="000000" w:sz="4"/>
               <w:left w:val="single" w:color="000000" w:sz="4"/>
@@ -1320,7 +1974,7 @@
         </w:tc>
         <w:tc>
           <w:tcPr>
-            <w:tcW w:type="dxa" w:w="1474"/>
+            <w:tcW w:type="dxa" w:w="1587"/>
             <w:tcBorders>
               <w:top w:val="single" w:color="000000" w:sz="4"/>
               <w:left w:val="single" w:color="000000" w:sz="4"/>
@@ -1352,7 +2006,7 @@
         </w:tc>
         <w:tc>
           <w:tcPr>
-            <w:tcW w:type="dxa" w:w="1133"/>
+            <w:tcW w:type="dxa" w:w="1700"/>
             <w:tcBorders>
               <w:top w:val="single" w:color="000000" w:sz="4"/>
               <w:left w:val="single" w:color="000000" w:sz="4"/>
@@ -1384,7 +2038,103 @@
         </w:tc>
         <w:tc>
           <w:tcPr>
-            <w:tcW w:type="dxa" w:w="2381"/>
+            <w:tcW w:type="dxa" w:w="907"/>
+            <w:tcBorders>
+              <w:top w:val="single" w:color="000000" w:sz="4"/>
+              <w:left w:val="single" w:color="000000" w:sz="4"/>
+              <w:bottom w:val="single" w:color="000000" w:sz="4"/>
+              <w:right w:val="single" w:color="000000" w:sz="4"/>
+            </w:tcBorders>
+            <w:shd w:fill="F5F5F5" w:color="auto" w:val="clear"/>
+            <w:tcMar>
+              <w:top w:type="dxa" w:w="170"/>
+              <w:left w:type="dxa" w:w="170"/>
+              <w:bottom w:type="dxa" w:w="170"/>
+              <w:right w:type="dxa" w:w="170"/>
+            </w:tcMar>
+            <w:vAlign w:val="center"/>
+          </w:tcPr>
+          <w:p>
+            <w:pPr>
+              <w:jc w:val="left"/>
+            </w:pPr>
+            <w:r>
+              <w:rPr>
+                <w:rFonts w:ascii="NanumGothic" w:cs="NanumGothic" w:eastAsia="NanumGothic" w:hAnsi="NanumGothic"/>
+                <w:sz w:val="20"/>
+                <w:szCs w:val="20"/>
+              </w:rPr>
+              <w:t xml:space="preserve"/>
+            </w:r>
+          </w:p>
+        </w:tc>
+        <w:tc>
+          <w:tcPr>
+            <w:tcW w:type="dxa" w:w="793"/>
+            <w:tcBorders>
+              <w:top w:val="single" w:color="000000" w:sz="4"/>
+              <w:left w:val="single" w:color="000000" w:sz="4"/>
+              <w:bottom w:val="single" w:color="000000" w:sz="4"/>
+              <w:right w:val="single" w:color="000000" w:sz="4"/>
+            </w:tcBorders>
+            <w:shd w:fill="F5F5F5" w:color="auto" w:val="clear"/>
+            <w:tcMar>
+              <w:top w:type="dxa" w:w="170"/>
+              <w:left w:type="dxa" w:w="170"/>
+              <w:bottom w:type="dxa" w:w="170"/>
+              <w:right w:type="dxa" w:w="170"/>
+            </w:tcMar>
+            <w:vAlign w:val="center"/>
+          </w:tcPr>
+          <w:p>
+            <w:pPr>
+              <w:jc w:val="left"/>
+            </w:pPr>
+            <w:r>
+              <w:rPr>
+                <w:rFonts w:ascii="NanumGothic" w:cs="NanumGothic" w:eastAsia="NanumGothic" w:hAnsi="NanumGothic"/>
+                <w:sz w:val="20"/>
+                <w:szCs w:val="20"/>
+              </w:rPr>
+              <w:t xml:space="preserve"/>
+            </w:r>
+          </w:p>
+        </w:tc>
+        <w:tc>
+          <w:tcPr>
+            <w:tcW w:type="dxa" w:w="1360"/>
+            <w:tcBorders>
+              <w:top w:val="single" w:color="000000" w:sz="4"/>
+              <w:left w:val="single" w:color="000000" w:sz="4"/>
+              <w:bottom w:val="single" w:color="000000" w:sz="4"/>
+              <w:right w:val="single" w:color="000000" w:sz="4"/>
+            </w:tcBorders>
+            <w:shd w:fill="F5F5F5" w:color="auto" w:val="clear"/>
+            <w:tcMar>
+              <w:top w:type="dxa" w:w="170"/>
+              <w:left w:type="dxa" w:w="170"/>
+              <w:bottom w:type="dxa" w:w="170"/>
+              <w:right w:type="dxa" w:w="170"/>
+            </w:tcMar>
+            <w:vAlign w:val="center"/>
+          </w:tcPr>
+          <w:p>
+            <w:pPr>
+              <w:jc w:val="left"/>
+            </w:pPr>
+            <w:r>
+              <w:rPr>
+                <w:rFonts w:ascii="NanumGothic" w:cs="NanumGothic" w:eastAsia="NanumGothic" w:hAnsi="NanumGothic"/>
+                <w:sz w:val="20"/>
+                <w:szCs w:val="20"/>
+              </w:rPr>
+              <w:t xml:space="preserve"/>
+            </w:r>
+          </w:p>
+        </w:tc>
+        <w:tc>
+          <w:tcPr>
+            <w:tcW w:type="dxa" w:w="1587"/>
             <w:tcBorders>
               <w:top w:val="single" w:color="000000" w:sz="4"/>
               <w:left w:val="single" w:color="000000" w:sz="4"/>
@@ -1417,75 +2167,11 @@
       </w:tr>
       <w:tr>
         <w:trPr>
-          <w:trHeight w:val="566" w:hRule="atLeast"/>
+          <w:trHeight w:val="510" w:hRule="atLeast"/>
         </w:trPr>
         <w:tc>
           <w:tcPr>
-            <w:tcW w:type="dxa" w:w="2040"/>
-            <w:tcBorders>
-              <w:top w:val="single" w:color="000000" w:sz="4"/>
-              <w:left w:val="single" w:color="000000" w:sz="4"/>
-              <w:bottom w:val="single" w:color="000000" w:sz="4"/>
-              <w:right w:val="single" w:color="000000" w:sz="4"/>
-            </w:tcBorders>
-            <w:shd w:fill="ffffff" w:color="auto" w:val="clear"/>
-            <w:tcMar>
-              <w:top w:type="dxa" w:w="170"/>
-              <w:left w:type="dxa" w:w="170"/>
-              <w:bottom w:type="dxa" w:w="170"/>
-              <w:right w:type="dxa" w:w="170"/>
-            </w:tcMar>
-            <w:vAlign w:val="center"/>
-          </w:tcPr>
-          <w:p>
-            <w:pPr>
-              <w:jc w:val="left"/>
-            </w:pPr>
-            <w:r>
-              <w:rPr>
-                <w:rFonts w:ascii="NanumGothic" w:cs="NanumGothic" w:eastAsia="NanumGothic" w:hAnsi="NanumGothic"/>
-                <w:sz w:val="20"/>
-                <w:szCs w:val="20"/>
-              </w:rPr>
-              <w:t xml:space="preserve"/>
-            </w:r>
-          </w:p>
-        </w:tc>
-        <w:tc>
-          <w:tcPr>
-            <w:tcW w:type="dxa" w:w="2607"/>
-            <w:tcBorders>
-              <w:top w:val="single" w:color="000000" w:sz="4"/>
-              <w:left w:val="single" w:color="000000" w:sz="4"/>
-              <w:bottom w:val="single" w:color="000000" w:sz="4"/>
-              <w:right w:val="single" w:color="000000" w:sz="4"/>
-            </w:tcBorders>
-            <w:shd w:fill="ffffff" w:color="auto" w:val="clear"/>
-            <w:tcMar>
-              <w:top w:type="dxa" w:w="170"/>
-              <w:left w:type="dxa" w:w="170"/>
-              <w:bottom w:type="dxa" w:w="170"/>
-              <w:right w:type="dxa" w:w="170"/>
-            </w:tcMar>
-            <w:vAlign w:val="center"/>
-          </w:tcPr>
-          <w:p>
-            <w:pPr>
-              <w:jc w:val="left"/>
-            </w:pPr>
-            <w:r>
-              <w:rPr>
-                <w:rFonts w:ascii="NanumGothic" w:cs="NanumGothic" w:eastAsia="NanumGothic" w:hAnsi="NanumGothic"/>
-                <w:sz w:val="20"/>
-                <w:szCs w:val="20"/>
-              </w:rPr>
-              <w:t xml:space="preserve"/>
-            </w:r>
-          </w:p>
-        </w:tc>
-        <w:tc>
-          <w:tcPr>
-            <w:tcW w:type="dxa" w:w="1474"/>
+            <w:tcW w:type="dxa" w:w="566"/>
             <w:tcBorders>
               <w:top w:val="single" w:color="000000" w:sz="4"/>
               <w:left w:val="single" w:color="000000" w:sz="4"/>
@@ -1549,7 +2235,167 @@
         </w:tc>
         <w:tc>
           <w:tcPr>
-            <w:tcW w:type="dxa" w:w="2381"/>
+            <w:tcW w:type="dxa" w:w="1587"/>
+            <w:tcBorders>
+              <w:top w:val="single" w:color="000000" w:sz="4"/>
+              <w:left w:val="single" w:color="000000" w:sz="4"/>
+              <w:bottom w:val="single" w:color="000000" w:sz="4"/>
+              <w:right w:val="single" w:color="000000" w:sz="4"/>
+            </w:tcBorders>
+            <w:shd w:fill="ffffff" w:color="auto" w:val="clear"/>
+            <w:tcMar>
+              <w:top w:type="dxa" w:w="170"/>
+              <w:left w:type="dxa" w:w="170"/>
+              <w:bottom w:type="dxa" w:w="170"/>
+              <w:right w:type="dxa" w:w="170"/>
+            </w:tcMar>
+            <w:vAlign w:val="center"/>
+          </w:tcPr>
+          <w:p>
+            <w:pPr>
+              <w:jc w:val="left"/>
+            </w:pPr>
+            <w:r>
+              <w:rPr>
+                <w:rFonts w:ascii="NanumGothic" w:cs="NanumGothic" w:eastAsia="NanumGothic" w:hAnsi="NanumGothic"/>
+                <w:sz w:val="20"/>
+                <w:szCs w:val="20"/>
+              </w:rPr>
+              <w:t xml:space="preserve"/>
+            </w:r>
+          </w:p>
+        </w:tc>
+        <w:tc>
+          <w:tcPr>
+            <w:tcW w:type="dxa" w:w="1700"/>
+            <w:tcBorders>
+              <w:top w:val="single" w:color="000000" w:sz="4"/>
+              <w:left w:val="single" w:color="000000" w:sz="4"/>
+              <w:bottom w:val="single" w:color="000000" w:sz="4"/>
+              <w:right w:val="single" w:color="000000" w:sz="4"/>
+            </w:tcBorders>
+            <w:shd w:fill="ffffff" w:color="auto" w:val="clear"/>
+            <w:tcMar>
+              <w:top w:type="dxa" w:w="170"/>
+              <w:left w:type="dxa" w:w="170"/>
+              <w:bottom w:type="dxa" w:w="170"/>
+              <w:right w:type="dxa" w:w="170"/>
+            </w:tcMar>
+            <w:vAlign w:val="center"/>
+          </w:tcPr>
+          <w:p>
+            <w:pPr>
+              <w:jc w:val="left"/>
+            </w:pPr>
+            <w:r>
+              <w:rPr>
+                <w:rFonts w:ascii="NanumGothic" w:cs="NanumGothic" w:eastAsia="NanumGothic" w:hAnsi="NanumGothic"/>
+                <w:sz w:val="20"/>
+                <w:szCs w:val="20"/>
+              </w:rPr>
+              <w:t xml:space="preserve"/>
+            </w:r>
+          </w:p>
+        </w:tc>
+        <w:tc>
+          <w:tcPr>
+            <w:tcW w:type="dxa" w:w="907"/>
+            <w:tcBorders>
+              <w:top w:val="single" w:color="000000" w:sz="4"/>
+              <w:left w:val="single" w:color="000000" w:sz="4"/>
+              <w:bottom w:val="single" w:color="000000" w:sz="4"/>
+              <w:right w:val="single" w:color="000000" w:sz="4"/>
+            </w:tcBorders>
+            <w:shd w:fill="ffffff" w:color="auto" w:val="clear"/>
+            <w:tcMar>
+              <w:top w:type="dxa" w:w="170"/>
+              <w:left w:type="dxa" w:w="170"/>
+              <w:bottom w:type="dxa" w:w="170"/>
+              <w:right w:type="dxa" w:w="170"/>
+            </w:tcMar>
+            <w:vAlign w:val="center"/>
+          </w:tcPr>
+          <w:p>
+            <w:pPr>
+              <w:jc w:val="left"/>
+            </w:pPr>
+            <w:r>
+              <w:rPr>
+                <w:rFonts w:ascii="NanumGothic" w:cs="NanumGothic" w:eastAsia="NanumGothic" w:hAnsi="NanumGothic"/>
+                <w:sz w:val="20"/>
+                <w:szCs w:val="20"/>
+              </w:rPr>
+              <w:t xml:space="preserve"/>
+            </w:r>
+          </w:p>
+        </w:tc>
+        <w:tc>
+          <w:tcPr>
+            <w:tcW w:type="dxa" w:w="793"/>
+            <w:tcBorders>
+              <w:top w:val="single" w:color="000000" w:sz="4"/>
+              <w:left w:val="single" w:color="000000" w:sz="4"/>
+              <w:bottom w:val="single" w:color="000000" w:sz="4"/>
+              <w:right w:val="single" w:color="000000" w:sz="4"/>
+            </w:tcBorders>
+            <w:shd w:fill="ffffff" w:color="auto" w:val="clear"/>
+            <w:tcMar>
+              <w:top w:type="dxa" w:w="170"/>
+              <w:left w:type="dxa" w:w="170"/>
+              <w:bottom w:type="dxa" w:w="170"/>
+              <w:right w:type="dxa" w:w="170"/>
+            </w:tcMar>
+            <w:vAlign w:val="center"/>
+          </w:tcPr>
+          <w:p>
+            <w:pPr>
+              <w:jc w:val="left"/>
+            </w:pPr>
+            <w:r>
+              <w:rPr>
+                <w:rFonts w:ascii="NanumGothic" w:cs="NanumGothic" w:eastAsia="NanumGothic" w:hAnsi="NanumGothic"/>
+                <w:sz w:val="20"/>
+                <w:szCs w:val="20"/>
+              </w:rPr>
+              <w:t xml:space="preserve"/>
+            </w:r>
+          </w:p>
+        </w:tc>
+        <w:tc>
+          <w:tcPr>
+            <w:tcW w:type="dxa" w:w="1360"/>
+            <w:tcBorders>
+              <w:top w:val="single" w:color="000000" w:sz="4"/>
+              <w:left w:val="single" w:color="000000" w:sz="4"/>
+              <w:bottom w:val="single" w:color="000000" w:sz="4"/>
+              <w:right w:val="single" w:color="000000" w:sz="4"/>
+            </w:tcBorders>
+            <w:shd w:fill="ffffff" w:color="auto" w:val="clear"/>
+            <w:tcMar>
+              <w:top w:type="dxa" w:w="170"/>
+              <w:left w:type="dxa" w:w="170"/>
+              <w:bottom w:type="dxa" w:w="170"/>
+              <w:right w:type="dxa" w:w="170"/>
+            </w:tcMar>
+            <w:vAlign w:val="center"/>
+          </w:tcPr>
+          <w:p>
+            <w:pPr>
+              <w:jc w:val="left"/>
+            </w:pPr>
+            <w:r>
+              <w:rPr>
+                <w:rFonts w:ascii="NanumGothic" w:cs="NanumGothic" w:eastAsia="NanumGothic" w:hAnsi="NanumGothic"/>
+                <w:sz w:val="20"/>
+                <w:szCs w:val="20"/>
+              </w:rPr>
+              <w:t xml:space="preserve"/>
+            </w:r>
+          </w:p>
+        </w:tc>
+        <w:tc>
+          <w:tcPr>
+            <w:tcW w:type="dxa" w:w="1587"/>
             <w:tcBorders>
               <w:top w:val="single" w:color="000000" w:sz="4"/>
               <w:left w:val="single" w:color="000000" w:sz="4"/>
@@ -1582,11 +2428,11 @@
       </w:tr>
       <w:tr>
         <w:trPr>
-          <w:trHeight w:val="566" w:hRule="atLeast"/>
+          <w:trHeight w:val="510" w:hRule="atLeast"/>
         </w:trPr>
         <w:tc>
           <w:tcPr>
-            <w:tcW w:type="dxa" w:w="2040"/>
+            <w:tcW w:type="dxa" w:w="566"/>
             <w:tcBorders>
               <w:top w:val="single" w:color="000000" w:sz="4"/>
               <w:left w:val="single" w:color="000000" w:sz="4"/>
@@ -1618,7 +2464,7 @@
         </w:tc>
         <w:tc>
           <w:tcPr>
-            <w:tcW w:type="dxa" w:w="2607"/>
+            <w:tcW w:type="dxa" w:w="1133"/>
             <w:tcBorders>
               <w:top w:val="single" w:color="000000" w:sz="4"/>
               <w:left w:val="single" w:color="000000" w:sz="4"/>
@@ -1650,7 +2496,7 @@
         </w:tc>
         <w:tc>
           <w:tcPr>
-            <w:tcW w:type="dxa" w:w="1474"/>
+            <w:tcW w:type="dxa" w:w="1587"/>
             <w:tcBorders>
               <w:top w:val="single" w:color="000000" w:sz="4"/>
               <w:left w:val="single" w:color="000000" w:sz="4"/>
@@ -1682,7 +2528,7 @@
         </w:tc>
         <w:tc>
           <w:tcPr>
-            <w:tcW w:type="dxa" w:w="1133"/>
+            <w:tcW w:type="dxa" w:w="1700"/>
             <w:tcBorders>
               <w:top w:val="single" w:color="000000" w:sz="4"/>
               <w:left w:val="single" w:color="000000" w:sz="4"/>
@@ -1714,7 +2560,103 @@
         </w:tc>
         <w:tc>
           <w:tcPr>
-            <w:tcW w:type="dxa" w:w="2381"/>
+            <w:tcW w:type="dxa" w:w="907"/>
+            <w:tcBorders>
+              <w:top w:val="single" w:color="000000" w:sz="4"/>
+              <w:left w:val="single" w:color="000000" w:sz="4"/>
+              <w:bottom w:val="single" w:color="000000" w:sz="4"/>
+              <w:right w:val="single" w:color="000000" w:sz="4"/>
+            </w:tcBorders>
+            <w:shd w:fill="F5F5F5" w:color="auto" w:val="clear"/>
+            <w:tcMar>
+              <w:top w:type="dxa" w:w="170"/>
+              <w:left w:type="dxa" w:w="170"/>
+              <w:bottom w:type="dxa" w:w="170"/>
+              <w:right w:type="dxa" w:w="170"/>
+            </w:tcMar>
+            <w:vAlign w:val="center"/>
+          </w:tcPr>
+          <w:p>
+            <w:pPr>
+              <w:jc w:val="left"/>
+            </w:pPr>
+            <w:r>
+              <w:rPr>
+                <w:rFonts w:ascii="NanumGothic" w:cs="NanumGothic" w:eastAsia="NanumGothic" w:hAnsi="NanumGothic"/>
+                <w:sz w:val="20"/>
+                <w:szCs w:val="20"/>
+              </w:rPr>
+              <w:t xml:space="preserve"/>
+            </w:r>
+          </w:p>
+        </w:tc>
+        <w:tc>
+          <w:tcPr>
+            <w:tcW w:type="dxa" w:w="793"/>
+            <w:tcBorders>
+              <w:top w:val="single" w:color="000000" w:sz="4"/>
+              <w:left w:val="single" w:color="000000" w:sz="4"/>
+              <w:bottom w:val="single" w:color="000000" w:sz="4"/>
+              <w:right w:val="single" w:color="000000" w:sz="4"/>
+            </w:tcBorders>
+            <w:shd w:fill="F5F5F5" w:color="auto" w:val="clear"/>
+            <w:tcMar>
+              <w:top w:type="dxa" w:w="170"/>
+              <w:left w:type="dxa" w:w="170"/>
+              <w:bottom w:type="dxa" w:w="170"/>
+              <w:right w:type="dxa" w:w="170"/>
+            </w:tcMar>
+            <w:vAlign w:val="center"/>
+          </w:tcPr>
+          <w:p>
+            <w:pPr>
+              <w:jc w:val="left"/>
+            </w:pPr>
+            <w:r>
+              <w:rPr>
+                <w:rFonts w:ascii="NanumGothic" w:cs="NanumGothic" w:eastAsia="NanumGothic" w:hAnsi="NanumGothic"/>
+                <w:sz w:val="20"/>
+                <w:szCs w:val="20"/>
+              </w:rPr>
+              <w:t xml:space="preserve"/>
+            </w:r>
+          </w:p>
+        </w:tc>
+        <w:tc>
+          <w:tcPr>
+            <w:tcW w:type="dxa" w:w="1360"/>
+            <w:tcBorders>
+              <w:top w:val="single" w:color="000000" w:sz="4"/>
+              <w:left w:val="single" w:color="000000" w:sz="4"/>
+              <w:bottom w:val="single" w:color="000000" w:sz="4"/>
+              <w:right w:val="single" w:color="000000" w:sz="4"/>
+            </w:tcBorders>
+            <w:shd w:fill="F5F5F5" w:color="auto" w:val="clear"/>
+            <w:tcMar>
+              <w:top w:type="dxa" w:w="170"/>
+              <w:left w:type="dxa" w:w="170"/>
+              <w:bottom w:type="dxa" w:w="170"/>
+              <w:right w:type="dxa" w:w="170"/>
+            </w:tcMar>
+            <w:vAlign w:val="center"/>
+          </w:tcPr>
+          <w:p>
+            <w:pPr>
+              <w:jc w:val="left"/>
+            </w:pPr>
+            <w:r>
+              <w:rPr>
+                <w:rFonts w:ascii="NanumGothic" w:cs="NanumGothic" w:eastAsia="NanumGothic" w:hAnsi="NanumGothic"/>
+                <w:sz w:val="20"/>
+                <w:szCs w:val="20"/>
+              </w:rPr>
+              <w:t xml:space="preserve"/>
+            </w:r>
+          </w:p>
+        </w:tc>
+        <w:tc>
+          <w:tcPr>
+            <w:tcW w:type="dxa" w:w="1587"/>
             <w:tcBorders>
               <w:top w:val="single" w:color="000000" w:sz="4"/>
               <w:left w:val="single" w:color="000000" w:sz="4"/>
@@ -1811,7 +2753,7 @@
       </w:tr>
       <w:tr>
         <w:trPr>
-          <w:trHeight w:val="1417" w:hRule="atLeast"/>
+          <w:trHeight w:val="1133" w:hRule="atLeast"/>
         </w:trPr>
         <w:tc>
           <w:tcPr>
@@ -1823,6 +2765,155 @@
               <w:right w:val="single" w:color="000000" w:sz="4"/>
             </w:tcBorders>
             <w:shd w:fill="F5F5F5" w:color="auto" w:val="clear"/>
+            <w:tcMar>
+              <w:top w:type="dxa" w:w="170"/>
+              <w:left w:type="dxa" w:w="170"/>
+              <w:bottom w:type="dxa" w:w="170"/>
+              <w:right w:type="dxa" w:w="170"/>
+            </w:tcMar>
+          </w:tcPr>
+          <w:p>
+            <w:r>
+              <w:t xml:space="preserve"/>
+            </w:r>
+          </w:p>
+        </w:tc>
+      </w:tr>
+    </w:tbl>
+    <w:p>
+      <w:pPr>
+        <w:spacing w:after="80" w:before="80"/>
+      </w:pPr>
+      <w:r>
+        <w:t xml:space="preserve"/>
+      </w:r>
+    </w:p>
+    <w:tbl>
+      <w:tblPr>
+        <w:tblW w:type="dxa" w:w="9637"/>
+        <w:jc w:val="right"/>
+        <w:tblBorders>
+          <w:top w:val="single" w:color="auto" w:sz="4"/>
+          <w:left w:val="single" w:color="auto" w:sz="4"/>
+          <w:bottom w:val="single" w:color="auto" w:sz="4"/>
+          <w:right w:val="single" w:color="auto" w:sz="4"/>
+          <w:insideH w:val="single" w:color="auto" w:sz="4"/>
+          <w:insideV w:val="single" w:color="auto" w:sz="4"/>
+        </w:tblBorders>
+        <w:tblLayout w:type="fixed"/>
+      </w:tblPr>
+      <w:tblGrid>
+        <w:gridCol w:w="4819"/>
+        <w:gridCol w:w="4819"/>
+      </w:tblGrid>
+      <w:tr>
+        <w:trPr>
+          <w:trHeight w:val="396" w:hRule="atLeast"/>
+        </w:trPr>
+        <w:tc>
+          <w:tcPr>
+            <w:tcW w:type="dxa" w:w="4819"/>
+            <w:tcBorders>
+              <w:top w:val="single" w:color="000000" w:sz="6"/>
+              <w:left w:val="single" w:color="000000" w:sz="6"/>
+              <w:bottom w:val="single" w:color="000000" w:sz="6"/>
+              <w:right w:val="single" w:color="000000" w:sz="6"/>
+            </w:tcBorders>
+            <w:shd w:fill="E8E8E8" w:color="auto" w:val="clear"/>
+            <w:tcMar>
+              <w:top w:type="dxa" w:w="170"/>
+              <w:left w:type="dxa" w:w="170"/>
+              <w:bottom w:type="dxa" w:w="170"/>
+              <w:right w:type="dxa" w:w="170"/>
+            </w:tcMar>
+            <w:vAlign w:val="center"/>
+          </w:tcPr>
+          <w:p>
+            <w:pPr>
+              <w:jc w:val="center"/>
+            </w:pPr>
+            <w:r>
+              <w:rPr>
+                <w:rFonts w:ascii="NanumGothic" w:cs="NanumGothic" w:eastAsia="NanumGothic" w:hAnsi="NanumGothic"/>
+                <w:b/>
+                <w:bCs/>
+                <w:sz w:val="20"/>
+                <w:szCs w:val="20"/>
+              </w:rPr>
+              <w:t xml:space="preserve">작성자</w:t>
+            </w:r>
+          </w:p>
+        </w:tc>
+        <w:tc>
+          <w:tcPr>
+            <w:tcW w:type="dxa" w:w="4819"/>
+            <w:tcBorders>
+              <w:top w:val="single" w:color="000000" w:sz="6"/>
+              <w:left w:val="single" w:color="000000" w:sz="6"/>
+              <w:bottom w:val="single" w:color="000000" w:sz="6"/>
+              <w:right w:val="single" w:color="000000" w:sz="6"/>
+            </w:tcBorders>
+            <w:shd w:fill="E8E8E8" w:color="auto" w:val="clear"/>
+            <w:tcMar>
+              <w:top w:type="dxa" w:w="170"/>
+              <w:left w:type="dxa" w:w="170"/>
+              <w:bottom w:type="dxa" w:w="170"/>
+              <w:right w:type="dxa" w:w="170"/>
+            </w:tcMar>
+            <w:vAlign w:val="center"/>
+          </w:tcPr>
+          <w:p>
+            <w:pPr>
+              <w:jc w:val="center"/>
+            </w:pPr>
+            <w:r>
+              <w:rPr>
+                <w:rFonts w:ascii="NanumGothic" w:cs="NanumGothic" w:eastAsia="NanumGothic" w:hAnsi="NanumGothic"/>
+                <w:b/>
+                <w:bCs/>
+                <w:sz w:val="20"/>
+                <w:szCs w:val="20"/>
+              </w:rPr>
+              <w:t xml:space="preserve">승인자</w:t>
+            </w:r>
+          </w:p>
+        </w:tc>
+      </w:tr>
+      <w:tr>
+        <w:trPr>
+          <w:trHeight w:val="850" w:hRule="atLeast"/>
+        </w:trPr>
+        <w:tc>
+          <w:tcPr>
+            <w:tcW w:type="dxa" w:w="4819"/>
+            <w:tcBorders>
+              <w:top w:val="single" w:color="000000" w:sz="6"/>
+              <w:left w:val="single" w:color="000000" w:sz="6"/>
+              <w:bottom w:val="single" w:color="000000" w:sz="6"/>
+              <w:right w:val="single" w:color="000000" w:sz="6"/>
+            </w:tcBorders>
+            <w:tcMar>
+              <w:top w:type="dxa" w:w="170"/>
+              <w:left w:type="dxa" w:w="170"/>
+              <w:bottom w:type="dxa" w:w="170"/>
+              <w:right w:type="dxa" w:w="170"/>
+            </w:tcMar>
+          </w:tcPr>
+          <w:p>
+            <w:r>
+              <w:t xml:space="preserve"/>
+            </w:r>
+          </w:p>
+        </w:tc>
+        <w:tc>
+          <w:tcPr>
+            <w:tcW w:type="dxa" w:w="4819"/>
+            <w:tcBorders>
+              <w:top w:val="single" w:color="000000" w:sz="6"/>
+              <w:left w:val="single" w:color="000000" w:sz="6"/>
+              <w:bottom w:val="single" w:color="000000" w:sz="6"/>
+              <w:right w:val="single" w:color="000000" w:sz="6"/>
+            </w:tcBorders>
             <w:tcMar>
               <w:top w:type="dxa" w:w="170"/>
               <w:left w:type="dxa" w:w="170"/>

--- a/docs/reference-forms/output/TAI-FORM-P-01-blank.docx
+++ b/docs/reference-forms/output/TAI-FORM-P-01-blank.docx
@@ -2426,267 +2426,6 @@
           </w:p>
         </w:tc>
       </w:tr>
-      <w:tr>
-        <w:trPr>
-          <w:trHeight w:val="510" w:hRule="atLeast"/>
-        </w:trPr>
-        <w:tc>
-          <w:tcPr>
-            <w:tcW w:type="dxa" w:w="566"/>
-            <w:tcBorders>
-              <w:top w:val="single" w:color="000000" w:sz="4"/>
-              <w:left w:val="single" w:color="000000" w:sz="4"/>
-              <w:bottom w:val="single" w:color="000000" w:sz="4"/>
-              <w:right w:val="single" w:color="000000" w:sz="4"/>
-            </w:tcBorders>
-            <w:shd w:fill="F5F5F5" w:color="auto" w:val="clear"/>
-            <w:tcMar>
-              <w:top w:type="dxa" w:w="170"/>
-              <w:left w:type="dxa" w:w="170"/>
-              <w:bottom w:type="dxa" w:w="170"/>
-              <w:right w:type="dxa" w:w="170"/>
-            </w:tcMar>
-            <w:vAlign w:val="center"/>
-          </w:tcPr>
-          <w:p>
-            <w:pPr>
-              <w:jc w:val="left"/>
-            </w:pPr>
-            <w:r>
-              <w:rPr>
-                <w:rFonts w:ascii="NanumGothic" w:cs="NanumGothic" w:eastAsia="NanumGothic" w:hAnsi="NanumGothic"/>
-                <w:sz w:val="20"/>
-                <w:szCs w:val="20"/>
-              </w:rPr>
-              <w:t xml:space="preserve"/>
-            </w:r>
-          </w:p>
-        </w:tc>
-        <w:tc>
-          <w:tcPr>
-            <w:tcW w:type="dxa" w:w="1133"/>
-            <w:tcBorders>
-              <w:top w:val="single" w:color="000000" w:sz="4"/>
-              <w:left w:val="single" w:color="000000" w:sz="4"/>
-              <w:bottom w:val="single" w:color="000000" w:sz="4"/>
-              <w:right w:val="single" w:color="000000" w:sz="4"/>
-            </w:tcBorders>
-            <w:shd w:fill="F5F5F5" w:color="auto" w:val="clear"/>
-            <w:tcMar>
-              <w:top w:type="dxa" w:w="170"/>
-              <w:left w:type="dxa" w:w="170"/>
-              <w:bottom w:type="dxa" w:w="170"/>
-              <w:right w:type="dxa" w:w="170"/>
-            </w:tcMar>
-            <w:vAlign w:val="center"/>
-          </w:tcPr>
-          <w:p>
-            <w:pPr>
-              <w:jc w:val="left"/>
-            </w:pPr>
-            <w:r>
-              <w:rPr>
-                <w:rFonts w:ascii="NanumGothic" w:cs="NanumGothic" w:eastAsia="NanumGothic" w:hAnsi="NanumGothic"/>
-                <w:sz w:val="20"/>
-                <w:szCs w:val="20"/>
-              </w:rPr>
-              <w:t xml:space="preserve"/>
-            </w:r>
-          </w:p>
-        </w:tc>
-        <w:tc>
-          <w:tcPr>
-            <w:tcW w:type="dxa" w:w="1587"/>
-            <w:tcBorders>
-              <w:top w:val="single" w:color="000000" w:sz="4"/>
-              <w:left w:val="single" w:color="000000" w:sz="4"/>
-              <w:bottom w:val="single" w:color="000000" w:sz="4"/>
-              <w:right w:val="single" w:color="000000" w:sz="4"/>
-            </w:tcBorders>
-            <w:shd w:fill="F5F5F5" w:color="auto" w:val="clear"/>
-            <w:tcMar>
-              <w:top w:type="dxa" w:w="170"/>
-              <w:left w:type="dxa" w:w="170"/>
-              <w:bottom w:type="dxa" w:w="170"/>
-              <w:right w:type="dxa" w:w="170"/>
-            </w:tcMar>
-            <w:vAlign w:val="center"/>
-          </w:tcPr>
-          <w:p>
-            <w:pPr>
-              <w:jc w:val="left"/>
-            </w:pPr>
-            <w:r>
-              <w:rPr>
-                <w:rFonts w:ascii="NanumGothic" w:cs="NanumGothic" w:eastAsia="NanumGothic" w:hAnsi="NanumGothic"/>
-                <w:sz w:val="20"/>
-                <w:szCs w:val="20"/>
-              </w:rPr>
-              <w:t xml:space="preserve"/>
-            </w:r>
-          </w:p>
-        </w:tc>
-        <w:tc>
-          <w:tcPr>
-            <w:tcW w:type="dxa" w:w="1700"/>
-            <w:tcBorders>
-              <w:top w:val="single" w:color="000000" w:sz="4"/>
-              <w:left w:val="single" w:color="000000" w:sz="4"/>
-              <w:bottom w:val="single" w:color="000000" w:sz="4"/>
-              <w:right w:val="single" w:color="000000" w:sz="4"/>
-            </w:tcBorders>
-            <w:shd w:fill="F5F5F5" w:color="auto" w:val="clear"/>
-            <w:tcMar>
-              <w:top w:type="dxa" w:w="170"/>
-              <w:left w:type="dxa" w:w="170"/>
-              <w:bottom w:type="dxa" w:w="170"/>
-              <w:right w:type="dxa" w:w="170"/>
-            </w:tcMar>
-            <w:vAlign w:val="center"/>
-          </w:tcPr>
-          <w:p>
-            <w:pPr>
-              <w:jc w:val="left"/>
-            </w:pPr>
-            <w:r>
-              <w:rPr>
-                <w:rFonts w:ascii="NanumGothic" w:cs="NanumGothic" w:eastAsia="NanumGothic" w:hAnsi="NanumGothic"/>
-                <w:sz w:val="20"/>
-                <w:szCs w:val="20"/>
-              </w:rPr>
-              <w:t xml:space="preserve"/>
-            </w:r>
-          </w:p>
-        </w:tc>
-        <w:tc>
-          <w:tcPr>
-            <w:tcW w:type="dxa" w:w="907"/>
-            <w:tcBorders>
-              <w:top w:val="single" w:color="000000" w:sz="4"/>
-              <w:left w:val="single" w:color="000000" w:sz="4"/>
-              <w:bottom w:val="single" w:color="000000" w:sz="4"/>
-              <w:right w:val="single" w:color="000000" w:sz="4"/>
-            </w:tcBorders>
-            <w:shd w:fill="F5F5F5" w:color="auto" w:val="clear"/>
-            <w:tcMar>
-              <w:top w:type="dxa" w:w="170"/>
-              <w:left w:type="dxa" w:w="170"/>
-              <w:bottom w:type="dxa" w:w="170"/>
-              <w:right w:type="dxa" w:w="170"/>
-            </w:tcMar>
-            <w:vAlign w:val="center"/>
-          </w:tcPr>
-          <w:p>
-            <w:pPr>
-              <w:jc w:val="left"/>
-            </w:pPr>
-            <w:r>
-              <w:rPr>
-                <w:rFonts w:ascii="NanumGothic" w:cs="NanumGothic" w:eastAsia="NanumGothic" w:hAnsi="NanumGothic"/>
-                <w:sz w:val="20"/>
-                <w:szCs w:val="20"/>
-              </w:rPr>
-              <w:t xml:space="preserve"/>
-            </w:r>
-          </w:p>
-        </w:tc>
-        <w:tc>
-          <w:tcPr>
-            <w:tcW w:type="dxa" w:w="793"/>
-            <w:tcBorders>
-              <w:top w:val="single" w:color="000000" w:sz="4"/>
-              <w:left w:val="single" w:color="000000" w:sz="4"/>
-              <w:bottom w:val="single" w:color="000000" w:sz="4"/>
-              <w:right w:val="single" w:color="000000" w:sz="4"/>
-            </w:tcBorders>
-            <w:shd w:fill="F5F5F5" w:color="auto" w:val="clear"/>
-            <w:tcMar>
-              <w:top w:type="dxa" w:w="170"/>
-              <w:left w:type="dxa" w:w="170"/>
-              <w:bottom w:type="dxa" w:w="170"/>
-              <w:right w:type="dxa" w:w="170"/>
-            </w:tcMar>
-            <w:vAlign w:val="center"/>
-          </w:tcPr>
-          <w:p>
-            <w:pPr>
-              <w:jc w:val="left"/>
-            </w:pPr>
-            <w:r>
-              <w:rPr>
-                <w:rFonts w:ascii="NanumGothic" w:cs="NanumGothic" w:eastAsia="NanumGothic" w:hAnsi="NanumGothic"/>
-                <w:sz w:val="20"/>
-                <w:szCs w:val="20"/>
-              </w:rPr>
-              <w:t xml:space="preserve"/>
-            </w:r>
-          </w:p>
-        </w:tc>
-        <w:tc>
-          <w:tcPr>
-            <w:tcW w:type="dxa" w:w="1360"/>
-            <w:tcBorders>
-              <w:top w:val="single" w:color="000000" w:sz="4"/>
-              <w:left w:val="single" w:color="000000" w:sz="4"/>
-              <w:bottom w:val="single" w:color="000000" w:sz="4"/>
-              <w:right w:val="single" w:color="000000" w:sz="4"/>
-            </w:tcBorders>
-            <w:shd w:fill="F5F5F5" w:color="auto" w:val="clear"/>
-            <w:tcMar>
-              <w:top w:type="dxa" w:w="170"/>
-              <w:left w:type="dxa" w:w="170"/>
-              <w:bottom w:type="dxa" w:w="170"/>
-              <w:right w:type="dxa" w:w="170"/>
-            </w:tcMar>
-            <w:vAlign w:val="center"/>
-          </w:tcPr>
-          <w:p>
-            <w:pPr>
-              <w:jc w:val="left"/>
-            </w:pPr>
-            <w:r>
-              <w:rPr>
-                <w:rFonts w:ascii="NanumGothic" w:cs="NanumGothic" w:eastAsia="NanumGothic" w:hAnsi="NanumGothic"/>
-                <w:sz w:val="20"/>
-                <w:szCs w:val="20"/>
-              </w:rPr>
-              <w:t xml:space="preserve"/>
-            </w:r>
-          </w:p>
-        </w:tc>
-        <w:tc>
-          <w:tcPr>
-            <w:tcW w:type="dxa" w:w="1587"/>
-            <w:tcBorders>
-              <w:top w:val="single" w:color="000000" w:sz="4"/>
-              <w:left w:val="single" w:color="000000" w:sz="4"/>
-              <w:bottom w:val="single" w:color="000000" w:sz="4"/>
-              <w:right w:val="single" w:color="000000" w:sz="4"/>
-            </w:tcBorders>
-            <w:shd w:fill="F5F5F5" w:color="auto" w:val="clear"/>
-            <w:tcMar>
-              <w:top w:type="dxa" w:w="170"/>
-              <w:left w:type="dxa" w:w="170"/>
-              <w:bottom w:type="dxa" w:w="170"/>
-              <w:right w:type="dxa" w:w="170"/>
-            </w:tcMar>
-            <w:vAlign w:val="center"/>
-          </w:tcPr>
-          <w:p>
-            <w:pPr>
-              <w:jc w:val="left"/>
-            </w:pPr>
-            <w:r>
-              <w:rPr>
-                <w:rFonts w:ascii="NanumGothic" w:cs="NanumGothic" w:eastAsia="NanumGothic" w:hAnsi="NanumGothic"/>
-                <w:sz w:val="20"/>
-                <w:szCs w:val="20"/>
-              </w:rPr>
-              <w:t xml:space="preserve"/>
-            </w:r>
-          </w:p>
-        </w:tc>
-      </w:tr>
     </w:tbl>
     <w:p>
       <w:pPr>
@@ -2775,6 +2514,206 @@
           <w:p>
             <w:r>
               <w:t xml:space="preserve"/>
+            </w:r>
+          </w:p>
+        </w:tc>
+      </w:tr>
+    </w:tbl>
+    <w:p>
+      <w:pPr>
+        <w:spacing w:after="80" w:before="80"/>
+      </w:pPr>
+      <w:r>
+        <w:t xml:space="preserve"/>
+      </w:r>
+    </w:p>
+    <w:tbl>
+      <w:tblPr>
+        <w:tblW w:type="dxa" w:w="9637"/>
+        <w:tblBorders>
+          <w:top w:val="single" w:color="auto" w:sz="4"/>
+          <w:left w:val="single" w:color="auto" w:sz="4"/>
+          <w:bottom w:val="single" w:color="auto" w:sz="4"/>
+          <w:right w:val="single" w:color="auto" w:sz="4"/>
+          <w:insideH w:val="single" w:color="auto" w:sz="4"/>
+          <w:insideV w:val="single" w:color="auto" w:sz="4"/>
+        </w:tblBorders>
+        <w:tblLayout w:type="fixed"/>
+      </w:tblPr>
+      <w:tblGrid>
+        <w:gridCol w:w="4819"/>
+        <w:gridCol w:w="4819"/>
+      </w:tblGrid>
+      <w:tr>
+        <w:trPr>
+          <w:trHeight w:val="396" w:hRule="atLeast"/>
+        </w:trPr>
+        <w:tc>
+          <w:tcPr>
+            <w:tcW w:type="dxa" w:w="9637"/>
+            <w:gridSpan w:val="2"/>
+            <w:tcBorders>
+              <w:top w:val="single" w:color="000000" w:sz="4"/>
+              <w:left w:val="single" w:color="000000" w:sz="4"/>
+              <w:bottom w:val="single" w:color="000000" w:sz="4"/>
+              <w:right w:val="single" w:color="000000" w:sz="4"/>
+            </w:tcBorders>
+            <w:shd w:fill="E8E8E8" w:color="auto" w:val="clear"/>
+            <w:tcMar>
+              <w:top w:type="dxa" w:w="170"/>
+              <w:left w:type="dxa" w:w="170"/>
+              <w:bottom w:type="dxa" w:w="170"/>
+              <w:right w:type="dxa" w:w="170"/>
+            </w:tcMar>
+            <w:vAlign w:val="center"/>
+          </w:tcPr>
+          <w:p>
+            <w:pPr>
+              <w:jc w:val="center"/>
+            </w:pPr>
+            <w:r>
+              <w:rPr>
+                <w:rFonts w:ascii="NanumGothic" w:cs="NanumGothic" w:eastAsia="NanumGothic" w:hAnsi="NanumGothic"/>
+                <w:b/>
+                <w:bCs/>
+                <w:sz w:val="20"/>
+                <w:szCs w:val="20"/>
+              </w:rPr>
+              <w:t xml:space="preserve">전달 확인</w:t>
+            </w:r>
+          </w:p>
+        </w:tc>
+      </w:tr>
+      <w:tr>
+        <w:trPr>
+          <w:trHeight w:val="453" w:hRule="atLeast"/>
+        </w:trPr>
+        <w:tc>
+          <w:tcPr>
+            <w:tcW w:type="dxa" w:w="4819"/>
+            <w:tcBorders>
+              <w:top w:val="single" w:color="000000" w:sz="4"/>
+              <w:left w:val="single" w:color="000000" w:sz="4"/>
+              <w:bottom w:val="single" w:color="000000" w:sz="4"/>
+              <w:right w:val="single" w:color="000000" w:sz="4"/>
+            </w:tcBorders>
+            <w:shd w:fill="F5F5F5" w:color="auto" w:val="clear"/>
+            <w:tcMar>
+              <w:top w:type="dxa" w:w="170"/>
+              <w:left w:type="dxa" w:w="170"/>
+              <w:bottom w:type="dxa" w:w="170"/>
+              <w:right w:type="dxa" w:w="170"/>
+            </w:tcMar>
+            <w:vAlign w:val="center"/>
+          </w:tcPr>
+          <w:p>
+            <w:r>
+              <w:rPr>
+                <w:rFonts w:ascii="NanumGothic" w:cs="NanumGothic" w:eastAsia="NanumGothic" w:hAnsi="NanumGothic"/>
+                <w:b/>
+                <w:bCs/>
+                <w:sz w:val="20"/>
+                <w:szCs w:val="20"/>
+              </w:rPr>
+              <w:t xml:space="preserve">전달 대상(업체/담당자): </w:t>
+            </w:r>
+          </w:p>
+        </w:tc>
+        <w:tc>
+          <w:tcPr>
+            <w:tcW w:type="dxa" w:w="4819"/>
+            <w:tcBorders>
+              <w:top w:val="single" w:color="000000" w:sz="4"/>
+              <w:left w:val="single" w:color="000000" w:sz="4"/>
+              <w:bottom w:val="single" w:color="000000" w:sz="4"/>
+              <w:right w:val="single" w:color="000000" w:sz="4"/>
+            </w:tcBorders>
+            <w:shd w:fill="F5F5F5" w:color="auto" w:val="clear"/>
+            <w:tcMar>
+              <w:top w:type="dxa" w:w="170"/>
+              <w:left w:type="dxa" w:w="170"/>
+              <w:bottom w:type="dxa" w:w="170"/>
+              <w:right w:type="dxa" w:w="170"/>
+            </w:tcMar>
+            <w:vAlign w:val="center"/>
+          </w:tcPr>
+          <w:p>
+            <w:r>
+              <w:rPr>
+                <w:rFonts w:ascii="NanumGothic" w:cs="NanumGothic" w:eastAsia="NanumGothic" w:hAnsi="NanumGothic"/>
+                <w:b/>
+                <w:bCs/>
+                <w:sz w:val="20"/>
+                <w:szCs w:val="20"/>
+              </w:rPr>
+              <w:t xml:space="preserve">전달 일시: </w:t>
+            </w:r>
+          </w:p>
+        </w:tc>
+      </w:tr>
+      <w:tr>
+        <w:trPr>
+          <w:trHeight w:val="453" w:hRule="atLeast"/>
+        </w:trPr>
+        <w:tc>
+          <w:tcPr>
+            <w:tcW w:type="dxa" w:w="4819"/>
+            <w:tcBorders>
+              <w:top w:val="single" w:color="000000" w:sz="4"/>
+              <w:left w:val="single" w:color="000000" w:sz="4"/>
+              <w:bottom w:val="single" w:color="000000" w:sz="4"/>
+              <w:right w:val="single" w:color="000000" w:sz="4"/>
+            </w:tcBorders>
+            <w:shd w:fill="F5F5F5" w:color="auto" w:val="clear"/>
+            <w:tcMar>
+              <w:top w:type="dxa" w:w="170"/>
+              <w:left w:type="dxa" w:w="170"/>
+              <w:bottom w:type="dxa" w:w="170"/>
+              <w:right w:type="dxa" w:w="170"/>
+            </w:tcMar>
+            <w:vAlign w:val="center"/>
+          </w:tcPr>
+          <w:p>
+            <w:r>
+              <w:rPr>
+                <w:rFonts w:ascii="NanumGothic" w:cs="NanumGothic" w:eastAsia="NanumGothic" w:hAnsi="NanumGothic"/>
+                <w:b/>
+                <w:bCs/>
+                <w:sz w:val="20"/>
+                <w:szCs w:val="20"/>
+              </w:rPr>
+              <w:t xml:space="preserve">전달 확인자: </w:t>
+            </w:r>
+          </w:p>
+        </w:tc>
+        <w:tc>
+          <w:tcPr>
+            <w:tcW w:type="dxa" w:w="4819"/>
+            <w:tcBorders>
+              <w:top w:val="single" w:color="000000" w:sz="4"/>
+              <w:left w:val="single" w:color="000000" w:sz="4"/>
+              <w:bottom w:val="single" w:color="000000" w:sz="4"/>
+              <w:right w:val="single" w:color="000000" w:sz="4"/>
+            </w:tcBorders>
+            <w:shd w:fill="F5F5F5" w:color="auto" w:val="clear"/>
+            <w:tcMar>
+              <w:top w:type="dxa" w:w="170"/>
+              <w:left w:type="dxa" w:w="170"/>
+              <w:bottom w:type="dxa" w:w="170"/>
+              <w:right w:type="dxa" w:w="170"/>
+            </w:tcMar>
+            <w:vAlign w:val="center"/>
+          </w:tcPr>
+          <w:p>
+            <w:r>
+              <w:rPr>
+                <w:rFonts w:ascii="NanumGothic" w:cs="NanumGothic" w:eastAsia="NanumGothic" w:hAnsi="NanumGothic"/>
+                <w:b/>
+                <w:bCs/>
+                <w:sz w:val="20"/>
+                <w:szCs w:val="20"/>
+              </w:rPr>
+              <w:t xml:space="preserve">서명: </w:t>
             </w:r>
           </w:p>
         </w:tc>
